--- a/Final - Proje 1 Performans Optimizasyonu/ZeynepHacısalihoğlu-22290449-Proje3.docx
+++ b/Final - Proje 1 Performans Optimizasyonu/ZeynepHacısalihoğlu-22290449-Proje3.docx
@@ -506,7 +506,7 @@
           <w:szCs w:val="24"/>
         </w:rPr>
       </w:pPr>
-      <w:bookmarkStart w:id="0" w:name="_Toc229499632"/>
+      <w:bookmarkStart w:id="0" w:name="_Toc229585147"/>
       <w:r>
         <w:rPr>
           <w:rFonts w:eastAsia="Times New Roman" w:cs="Arial"/>
@@ -555,7 +555,7 @@
         </w:rPr>
         <w:fldChar w:fldCharType="separate"/>
       </w:r>
-      <w:hyperlink w:anchor="_Toc229499632" w:history="1">
+      <w:hyperlink w:anchor="_Toc229585147" w:history="1">
         <w:r>
           <w:rPr>
             <w:rStyle w:val="Kpr"/>
@@ -584,7 +584,7 @@
             <w:noProof/>
             <w:webHidden/>
           </w:rPr>
-          <w:instrText xml:space="preserve"> PAGEREF _Toc229499632 \h </w:instrText>
+          <w:instrText xml:space="preserve"> PAGEREF _Toc229585147 \h </w:instrText>
         </w:r>
         <w:r>
           <w:rPr>
@@ -629,7 +629,7 @@
           <w:lang w:eastAsia="tr-TR"/>
         </w:rPr>
       </w:pPr>
-      <w:hyperlink w:anchor="_Toc229499633" w:history="1">
+      <w:hyperlink w:anchor="_Toc229585148" w:history="1">
         <w:r>
           <w:rPr>
             <w:rStyle w:val="Kpr"/>
@@ -672,7 +672,7 @@
             <w:noProof/>
             <w:webHidden/>
           </w:rPr>
-          <w:instrText xml:space="preserve"> PAGEREF _Toc229499633 \h </w:instrText>
+          <w:instrText xml:space="preserve"> PAGEREF _Toc229585148 \h </w:instrText>
         </w:r>
         <w:r>
           <w:rPr>
@@ -692,7 +692,7 @@
             <w:noProof/>
             <w:webHidden/>
           </w:rPr>
-          <w:t>3</w:t>
+          <w:t>4</w:t>
         </w:r>
         <w:r>
           <w:rPr>
@@ -717,7 +717,7 @@
           <w:lang w:eastAsia="tr-TR"/>
         </w:rPr>
       </w:pPr>
-      <w:hyperlink w:anchor="_Toc229499634" w:history="1">
+      <w:hyperlink w:anchor="_Toc229585149" w:history="1">
         <w:r>
           <w:rPr>
             <w:rStyle w:val="Kpr"/>
@@ -760,7 +760,7 @@
             <w:noProof/>
             <w:webHidden/>
           </w:rPr>
-          <w:instrText xml:space="preserve"> PAGEREF _Toc229499634 \h </w:instrText>
+          <w:instrText xml:space="preserve"> PAGEREF _Toc229585149 \h </w:instrText>
         </w:r>
         <w:r>
           <w:rPr>
@@ -805,7 +805,7 @@
           <w:lang w:eastAsia="tr-TR"/>
         </w:rPr>
       </w:pPr>
-      <w:hyperlink w:anchor="_Toc229499635" w:history="1">
+      <w:hyperlink w:anchor="_Toc229585150" w:history="1">
         <w:r>
           <w:rPr>
             <w:rStyle w:val="Kpr"/>
@@ -848,7 +848,7 @@
             <w:noProof/>
             <w:webHidden/>
           </w:rPr>
-          <w:instrText xml:space="preserve"> PAGEREF _Toc229499635 \h </w:instrText>
+          <w:instrText xml:space="preserve"> PAGEREF _Toc229585150 \h </w:instrText>
         </w:r>
         <w:r>
           <w:rPr>
@@ -893,7 +893,7 @@
           <w:lang w:eastAsia="tr-TR"/>
         </w:rPr>
       </w:pPr>
-      <w:hyperlink w:anchor="_Toc229499636" w:history="1">
+      <w:hyperlink w:anchor="_Toc229585151" w:history="1">
         <w:r>
           <w:rPr>
             <w:rStyle w:val="Kpr"/>
@@ -936,7 +936,7 @@
             <w:noProof/>
             <w:webHidden/>
           </w:rPr>
-          <w:instrText xml:space="preserve"> PAGEREF _Toc229499636 \h </w:instrText>
+          <w:instrText xml:space="preserve"> PAGEREF _Toc229585151 \h </w:instrText>
         </w:r>
         <w:r>
           <w:rPr>
@@ -956,7 +956,7 @@
             <w:noProof/>
             <w:webHidden/>
           </w:rPr>
-          <w:t>4</w:t>
+          <w:t>5</w:t>
         </w:r>
         <w:r>
           <w:rPr>
@@ -981,7 +981,7 @@
           <w:lang w:eastAsia="tr-TR"/>
         </w:rPr>
       </w:pPr>
-      <w:hyperlink w:anchor="_Toc229499637" w:history="1">
+      <w:hyperlink w:anchor="_Toc229585152" w:history="1">
         <w:r>
           <w:rPr>
             <w:rStyle w:val="Kpr"/>
@@ -1024,7 +1024,7 @@
             <w:noProof/>
             <w:webHidden/>
           </w:rPr>
-          <w:instrText xml:space="preserve"> PAGEREF _Toc229499637 \h </w:instrText>
+          <w:instrText xml:space="preserve"> PAGEREF _Toc229585152 \h </w:instrText>
         </w:r>
         <w:r>
           <w:rPr>
@@ -1069,7 +1069,7 @@
           <w:lang w:eastAsia="tr-TR"/>
         </w:rPr>
       </w:pPr>
-      <w:hyperlink w:anchor="_Toc229499638" w:history="1">
+      <w:hyperlink w:anchor="_Toc229585153" w:history="1">
         <w:r>
           <w:rPr>
             <w:rStyle w:val="Kpr"/>
@@ -1112,7 +1112,7 @@
             <w:noProof/>
             <w:webHidden/>
           </w:rPr>
-          <w:instrText xml:space="preserve"> PAGEREF _Toc229499638 \h </w:instrText>
+          <w:instrText xml:space="preserve"> PAGEREF _Toc229585153 \h </w:instrText>
         </w:r>
         <w:r>
           <w:rPr>
@@ -1157,7 +1157,7 @@
           <w:lang w:eastAsia="tr-TR"/>
         </w:rPr>
       </w:pPr>
-      <w:hyperlink w:anchor="_Toc229499639" w:history="1">
+      <w:hyperlink w:anchor="_Toc229585154" w:history="1">
         <w:r>
           <w:rPr>
             <w:rStyle w:val="Kpr"/>
@@ -1179,6 +1179,94 @@
             <w:rStyle w:val="Kpr"/>
             <w:noProof/>
           </w:rPr>
+          <w:t>SQL Profiler ile İzleme</w:t>
+        </w:r>
+        <w:r>
+          <w:rPr>
+            <w:noProof/>
+            <w:webHidden/>
+          </w:rPr>
+          <w:tab/>
+        </w:r>
+        <w:r>
+          <w:rPr>
+            <w:noProof/>
+            <w:webHidden/>
+          </w:rPr>
+          <w:fldChar w:fldCharType="begin"/>
+        </w:r>
+        <w:r>
+          <w:rPr>
+            <w:noProof/>
+            <w:webHidden/>
+          </w:rPr>
+          <w:instrText xml:space="preserve"> PAGEREF _Toc229585154 \h </w:instrText>
+        </w:r>
+        <w:r>
+          <w:rPr>
+            <w:noProof/>
+            <w:webHidden/>
+          </w:rPr>
+        </w:r>
+        <w:r>
+          <w:rPr>
+            <w:noProof/>
+            <w:webHidden/>
+          </w:rPr>
+          <w:fldChar w:fldCharType="separate"/>
+        </w:r>
+        <w:r>
+          <w:rPr>
+            <w:noProof/>
+            <w:webHidden/>
+          </w:rPr>
+          <w:t>6</w:t>
+        </w:r>
+        <w:r>
+          <w:rPr>
+            <w:noProof/>
+            <w:webHidden/>
+          </w:rPr>
+          <w:fldChar w:fldCharType="end"/>
+        </w:r>
+      </w:hyperlink>
+    </w:p>
+    <w:p>
+      <w:pPr>
+        <w:pStyle w:val="T2"/>
+        <w:tabs>
+          <w:tab w:val="left" w:pos="880"/>
+          <w:tab w:val="right" w:leader="dot" w:pos="9062"/>
+        </w:tabs>
+        <w:rPr>
+          <w:rFonts w:asciiTheme="minorHAnsi" w:eastAsiaTheme="minorEastAsia" w:hAnsiTheme="minorHAnsi"/>
+          <w:noProof/>
+          <w:sz w:val="22"/>
+          <w:lang w:eastAsia="tr-TR"/>
+        </w:rPr>
+      </w:pPr>
+      <w:hyperlink w:anchor="_Toc229585155" w:history="1">
+        <w:r>
+          <w:rPr>
+            <w:rStyle w:val="Kpr"/>
+            <w:noProof/>
+          </w:rPr>
+          <w:t>2.3</w:t>
+        </w:r>
+        <w:r>
+          <w:rPr>
+            <w:rFonts w:asciiTheme="minorHAnsi" w:eastAsiaTheme="minorEastAsia" w:hAnsiTheme="minorHAnsi"/>
+            <w:noProof/>
+            <w:sz w:val="22"/>
+            <w:lang w:eastAsia="tr-TR"/>
+          </w:rPr>
+          <w:tab/>
+        </w:r>
+        <w:r>
+          <w:rPr>
+            <w:rStyle w:val="Kpr"/>
+            <w:noProof/>
+          </w:rPr>
           <w:t>Test Sorgusu Oluşturulması</w:t>
         </w:r>
         <w:r>
@@ -1200,7 +1288,7 @@
             <w:noProof/>
             <w:webHidden/>
           </w:rPr>
-          <w:instrText xml:space="preserve"> PAGEREF _Toc229499639 \h </w:instrText>
+          <w:instrText xml:space="preserve"> PAGEREF _Toc229585155 \h </w:instrText>
         </w:r>
         <w:r>
           <w:rPr>
@@ -1220,7 +1308,95 @@
             <w:noProof/>
             <w:webHidden/>
           </w:rPr>
-          <w:t>6</w:t>
+          <w:t>7</w:t>
+        </w:r>
+        <w:r>
+          <w:rPr>
+            <w:noProof/>
+            <w:webHidden/>
+          </w:rPr>
+          <w:fldChar w:fldCharType="end"/>
+        </w:r>
+      </w:hyperlink>
+    </w:p>
+    <w:p>
+      <w:pPr>
+        <w:pStyle w:val="T2"/>
+        <w:tabs>
+          <w:tab w:val="left" w:pos="880"/>
+          <w:tab w:val="right" w:leader="dot" w:pos="9062"/>
+        </w:tabs>
+        <w:rPr>
+          <w:rFonts w:asciiTheme="minorHAnsi" w:eastAsiaTheme="minorEastAsia" w:hAnsiTheme="minorHAnsi"/>
+          <w:noProof/>
+          <w:sz w:val="22"/>
+          <w:lang w:eastAsia="tr-TR"/>
+        </w:rPr>
+      </w:pPr>
+      <w:hyperlink w:anchor="_Toc229585156" w:history="1">
+        <w:r>
+          <w:rPr>
+            <w:rStyle w:val="Kpr"/>
+            <w:noProof/>
+          </w:rPr>
+          <w:t>2.4</w:t>
+        </w:r>
+        <w:r>
+          <w:rPr>
+            <w:rFonts w:asciiTheme="minorHAnsi" w:eastAsiaTheme="minorEastAsia" w:hAnsiTheme="minorHAnsi"/>
+            <w:noProof/>
+            <w:sz w:val="22"/>
+            <w:lang w:eastAsia="tr-TR"/>
+          </w:rPr>
+          <w:tab/>
+        </w:r>
+        <w:r>
+          <w:rPr>
+            <w:rStyle w:val="Kpr"/>
+            <w:noProof/>
+          </w:rPr>
+          <w:t>Execution Plan Analizi</w:t>
+        </w:r>
+        <w:r>
+          <w:rPr>
+            <w:noProof/>
+            <w:webHidden/>
+          </w:rPr>
+          <w:tab/>
+        </w:r>
+        <w:r>
+          <w:rPr>
+            <w:noProof/>
+            <w:webHidden/>
+          </w:rPr>
+          <w:fldChar w:fldCharType="begin"/>
+        </w:r>
+        <w:r>
+          <w:rPr>
+            <w:noProof/>
+            <w:webHidden/>
+          </w:rPr>
+          <w:instrText xml:space="preserve"> PAGEREF _Toc229585156 \h </w:instrText>
+        </w:r>
+        <w:r>
+          <w:rPr>
+            <w:noProof/>
+            <w:webHidden/>
+          </w:rPr>
+        </w:r>
+        <w:r>
+          <w:rPr>
+            <w:noProof/>
+            <w:webHidden/>
+          </w:rPr>
+          <w:fldChar w:fldCharType="separate"/>
+        </w:r>
+        <w:r>
+          <w:rPr>
+            <w:noProof/>
+            <w:webHidden/>
+          </w:rPr>
+          <w:t>8</w:t>
         </w:r>
         <w:r>
           <w:rPr>
@@ -1245,7 +1421,7 @@
           <w:lang w:eastAsia="tr-TR"/>
         </w:rPr>
       </w:pPr>
-      <w:hyperlink w:anchor="_Toc229499640" w:history="1">
+      <w:hyperlink w:anchor="_Toc229585157" w:history="1">
         <w:r>
           <w:rPr>
             <w:rStyle w:val="Kpr"/>
@@ -1288,7 +1464,7 @@
             <w:noProof/>
             <w:webHidden/>
           </w:rPr>
-          <w:instrText xml:space="preserve"> PAGEREF _Toc229499640 \h </w:instrText>
+          <w:instrText xml:space="preserve"> PAGEREF _Toc229585157 \h </w:instrText>
         </w:r>
         <w:r>
           <w:rPr>
@@ -1308,7 +1484,7 @@
             <w:noProof/>
             <w:webHidden/>
           </w:rPr>
-          <w:t>7</w:t>
+          <w:t>9</w:t>
         </w:r>
         <w:r>
           <w:rPr>
@@ -1333,7 +1509,7 @@
           <w:lang w:eastAsia="tr-TR"/>
         </w:rPr>
       </w:pPr>
-      <w:hyperlink w:anchor="_Toc229499641" w:history="1">
+      <w:hyperlink w:anchor="_Toc229585158" w:history="1">
         <w:r>
           <w:rPr>
             <w:rStyle w:val="Kpr"/>
@@ -1377,7 +1553,7 @@
             <w:noProof/>
             <w:webHidden/>
           </w:rPr>
-          <w:instrText xml:space="preserve"> PAGEREF _Toc229499641 \h </w:instrText>
+          <w:instrText xml:space="preserve"> PAGEREF _Toc229585158 \h </w:instrText>
         </w:r>
         <w:r>
           <w:rPr>
@@ -1397,7 +1573,7 @@
             <w:noProof/>
             <w:webHidden/>
           </w:rPr>
-          <w:t>8</w:t>
+          <w:t>9</w:t>
         </w:r>
         <w:r>
           <w:rPr>
@@ -1422,7 +1598,7 @@
           <w:lang w:eastAsia="tr-TR"/>
         </w:rPr>
       </w:pPr>
-      <w:hyperlink w:anchor="_Toc229499642" w:history="1">
+      <w:hyperlink w:anchor="_Toc229585159" w:history="1">
         <w:r>
           <w:rPr>
             <w:rStyle w:val="Kpr"/>
@@ -1465,7 +1641,7 @@
             <w:noProof/>
             <w:webHidden/>
           </w:rPr>
-          <w:instrText xml:space="preserve"> PAGEREF _Toc229499642 \h </w:instrText>
+          <w:instrText xml:space="preserve"> PAGEREF _Toc229585159 \h </w:instrText>
         </w:r>
         <w:r>
           <w:rPr>
@@ -1485,7 +1661,7 @@
             <w:noProof/>
             <w:webHidden/>
           </w:rPr>
-          <w:t>9</w:t>
+          <w:t>10</w:t>
         </w:r>
         <w:r>
           <w:rPr>
@@ -1510,12 +1686,11 @@
           <w:lang w:eastAsia="tr-TR"/>
         </w:rPr>
       </w:pPr>
-      <w:hyperlink w:anchor="_Toc229499643" w:history="1">
+      <w:hyperlink w:anchor="_Toc229585160" w:history="1">
         <w:r>
           <w:rPr>
             <w:rStyle w:val="Kpr"/>
             <w:noProof/>
-            <w:lang w:eastAsia="tr-TR"/>
           </w:rPr>
           <w:t>3.3</w:t>
         </w:r>
@@ -1554,7 +1729,7 @@
             <w:noProof/>
             <w:webHidden/>
           </w:rPr>
-          <w:instrText xml:space="preserve"> PAGEREF _Toc229499643 \h </w:instrText>
+          <w:instrText xml:space="preserve"> PAGEREF _Toc229585160 \h </w:instrText>
         </w:r>
         <w:r>
           <w:rPr>
@@ -1574,7 +1749,7 @@
             <w:noProof/>
             <w:webHidden/>
           </w:rPr>
-          <w:t>10</w:t>
+          <w:t>11</w:t>
         </w:r>
         <w:r>
           <w:rPr>
@@ -1599,7 +1774,7 @@
           <w:lang w:eastAsia="tr-TR"/>
         </w:rPr>
       </w:pPr>
-      <w:hyperlink w:anchor="_Toc229499644" w:history="1">
+      <w:hyperlink w:anchor="_Toc229585161" w:history="1">
         <w:r>
           <w:rPr>
             <w:rStyle w:val="Kpr"/>
@@ -1642,7 +1817,7 @@
             <w:noProof/>
             <w:webHidden/>
           </w:rPr>
-          <w:instrText xml:space="preserve"> PAGEREF _Toc229499644 \h </w:instrText>
+          <w:instrText xml:space="preserve"> PAGEREF _Toc229585161 \h </w:instrText>
         </w:r>
         <w:r>
           <w:rPr>
@@ -1662,7 +1837,7 @@
             <w:noProof/>
             <w:webHidden/>
           </w:rPr>
-          <w:t>11</w:t>
+          <w:t>12</w:t>
         </w:r>
         <w:r>
           <w:rPr>
@@ -1687,7 +1862,7 @@
           <w:lang w:eastAsia="tr-TR"/>
         </w:rPr>
       </w:pPr>
-      <w:hyperlink w:anchor="_Toc229499645" w:history="1">
+      <w:hyperlink w:anchor="_Toc229585162" w:history="1">
         <w:r>
           <w:rPr>
             <w:rStyle w:val="Kpr"/>
@@ -1732,7 +1907,7 @@
             <w:noProof/>
             <w:webHidden/>
           </w:rPr>
-          <w:instrText xml:space="preserve"> PAGEREF _Toc229499645 \h </w:instrText>
+          <w:instrText xml:space="preserve"> PAGEREF _Toc229585162 \h </w:instrText>
         </w:r>
         <w:r>
           <w:rPr>
@@ -1752,7 +1927,7 @@
             <w:noProof/>
             <w:webHidden/>
           </w:rPr>
-          <w:t>11</w:t>
+          <w:t>12</w:t>
         </w:r>
         <w:r>
           <w:rPr>
@@ -1777,7 +1952,7 @@
           <w:lang w:eastAsia="tr-TR"/>
         </w:rPr>
       </w:pPr>
-      <w:hyperlink w:anchor="_Toc229499646" w:history="1">
+      <w:hyperlink w:anchor="_Toc229585163" w:history="1">
         <w:r>
           <w:rPr>
             <w:rStyle w:val="Kpr"/>
@@ -1822,7 +1997,7 @@
             <w:noProof/>
             <w:webHidden/>
           </w:rPr>
-          <w:instrText xml:space="preserve"> PAGEREF _Toc229499646 \h </w:instrText>
+          <w:instrText xml:space="preserve"> PAGEREF _Toc229585163 \h </w:instrText>
         </w:r>
         <w:r>
           <w:rPr>
@@ -1842,7 +2017,7 @@
             <w:noProof/>
             <w:webHidden/>
           </w:rPr>
-          <w:t>11</w:t>
+          <w:t>13</w:t>
         </w:r>
         <w:r>
           <w:rPr>
@@ -1867,7 +2042,7 @@
           <w:lang w:eastAsia="tr-TR"/>
         </w:rPr>
       </w:pPr>
-      <w:hyperlink w:anchor="_Toc229499647" w:history="1">
+      <w:hyperlink w:anchor="_Toc229585164" w:history="1">
         <w:r>
           <w:rPr>
             <w:rStyle w:val="Kpr"/>
@@ -1889,6 +2064,364 @@
             <w:rStyle w:val="Kpr"/>
             <w:noProof/>
           </w:rPr>
+          <w:t>Disk Alanı Yönetimi</w:t>
+        </w:r>
+        <w:r>
+          <w:rPr>
+            <w:noProof/>
+            <w:webHidden/>
+          </w:rPr>
+          <w:tab/>
+        </w:r>
+        <w:r>
+          <w:rPr>
+            <w:noProof/>
+            <w:webHidden/>
+          </w:rPr>
+          <w:fldChar w:fldCharType="begin"/>
+        </w:r>
+        <w:r>
+          <w:rPr>
+            <w:noProof/>
+            <w:webHidden/>
+          </w:rPr>
+          <w:instrText xml:space="preserve"> PAGEREF _Toc229585164 \h </w:instrText>
+        </w:r>
+        <w:r>
+          <w:rPr>
+            <w:noProof/>
+            <w:webHidden/>
+          </w:rPr>
+        </w:r>
+        <w:r>
+          <w:rPr>
+            <w:noProof/>
+            <w:webHidden/>
+          </w:rPr>
+          <w:fldChar w:fldCharType="separate"/>
+        </w:r>
+        <w:r>
+          <w:rPr>
+            <w:noProof/>
+            <w:webHidden/>
+          </w:rPr>
+          <w:t>14</w:t>
+        </w:r>
+        <w:r>
+          <w:rPr>
+            <w:noProof/>
+            <w:webHidden/>
+          </w:rPr>
+          <w:fldChar w:fldCharType="end"/>
+        </w:r>
+      </w:hyperlink>
+    </w:p>
+    <w:p>
+      <w:pPr>
+        <w:pStyle w:val="T2"/>
+        <w:tabs>
+          <w:tab w:val="left" w:pos="880"/>
+          <w:tab w:val="right" w:leader="dot" w:pos="9062"/>
+        </w:tabs>
+        <w:rPr>
+          <w:rFonts w:asciiTheme="minorHAnsi" w:eastAsiaTheme="minorEastAsia" w:hAnsiTheme="minorHAnsi"/>
+          <w:noProof/>
+          <w:sz w:val="22"/>
+          <w:lang w:eastAsia="tr-TR"/>
+        </w:rPr>
+      </w:pPr>
+      <w:hyperlink w:anchor="_Toc229585165" w:history="1">
+        <w:r>
+          <w:rPr>
+            <w:rStyle w:val="Kpr"/>
+            <w:noProof/>
+            <w:lang w:eastAsia="tr-TR"/>
+          </w:rPr>
+          <w:t>5.1</w:t>
+        </w:r>
+        <w:r>
+          <w:rPr>
+            <w:rFonts w:asciiTheme="minorHAnsi" w:eastAsiaTheme="minorEastAsia" w:hAnsiTheme="minorHAnsi"/>
+            <w:noProof/>
+            <w:sz w:val="22"/>
+            <w:lang w:eastAsia="tr-TR"/>
+          </w:rPr>
+          <w:tab/>
+        </w:r>
+        <w:r>
+          <w:rPr>
+            <w:rStyle w:val="Kpr"/>
+            <w:noProof/>
+            <w:lang w:eastAsia="tr-TR"/>
+          </w:rPr>
+          <w:t>Veritabanı Dosya Boyutlarının İncelenmesi</w:t>
+        </w:r>
+        <w:r>
+          <w:rPr>
+            <w:noProof/>
+            <w:webHidden/>
+          </w:rPr>
+          <w:tab/>
+        </w:r>
+        <w:r>
+          <w:rPr>
+            <w:noProof/>
+            <w:webHidden/>
+          </w:rPr>
+          <w:fldChar w:fldCharType="begin"/>
+        </w:r>
+        <w:r>
+          <w:rPr>
+            <w:noProof/>
+            <w:webHidden/>
+          </w:rPr>
+          <w:instrText xml:space="preserve"> PAGEREF _Toc229585165 \h </w:instrText>
+        </w:r>
+        <w:r>
+          <w:rPr>
+            <w:noProof/>
+            <w:webHidden/>
+          </w:rPr>
+        </w:r>
+        <w:r>
+          <w:rPr>
+            <w:noProof/>
+            <w:webHidden/>
+          </w:rPr>
+          <w:fldChar w:fldCharType="separate"/>
+        </w:r>
+        <w:r>
+          <w:rPr>
+            <w:noProof/>
+            <w:webHidden/>
+          </w:rPr>
+          <w:t>14</w:t>
+        </w:r>
+        <w:r>
+          <w:rPr>
+            <w:noProof/>
+            <w:webHidden/>
+          </w:rPr>
+          <w:fldChar w:fldCharType="end"/>
+        </w:r>
+      </w:hyperlink>
+    </w:p>
+    <w:p>
+      <w:pPr>
+        <w:pStyle w:val="T2"/>
+        <w:tabs>
+          <w:tab w:val="left" w:pos="880"/>
+          <w:tab w:val="right" w:leader="dot" w:pos="9062"/>
+        </w:tabs>
+        <w:rPr>
+          <w:rFonts w:asciiTheme="minorHAnsi" w:eastAsiaTheme="minorEastAsia" w:hAnsiTheme="minorHAnsi"/>
+          <w:noProof/>
+          <w:sz w:val="22"/>
+          <w:lang w:eastAsia="tr-TR"/>
+        </w:rPr>
+      </w:pPr>
+      <w:hyperlink w:anchor="_Toc229585166" w:history="1">
+        <w:r>
+          <w:rPr>
+            <w:rStyle w:val="Kpr"/>
+            <w:noProof/>
+            <w:lang w:eastAsia="tr-TR"/>
+          </w:rPr>
+          <w:t>5.2</w:t>
+        </w:r>
+        <w:r>
+          <w:rPr>
+            <w:rFonts w:asciiTheme="minorHAnsi" w:eastAsiaTheme="minorEastAsia" w:hAnsiTheme="minorHAnsi"/>
+            <w:noProof/>
+            <w:sz w:val="22"/>
+            <w:lang w:eastAsia="tr-TR"/>
+          </w:rPr>
+          <w:tab/>
+        </w:r>
+        <w:r>
+          <w:rPr>
+            <w:rStyle w:val="Kpr"/>
+            <w:noProof/>
+            <w:lang w:eastAsia="tr-TR"/>
+          </w:rPr>
+          <w:t>Tablo Bazında Disk Kullanımı</w:t>
+        </w:r>
+        <w:r>
+          <w:rPr>
+            <w:noProof/>
+            <w:webHidden/>
+          </w:rPr>
+          <w:tab/>
+        </w:r>
+        <w:r>
+          <w:rPr>
+            <w:noProof/>
+            <w:webHidden/>
+          </w:rPr>
+          <w:fldChar w:fldCharType="begin"/>
+        </w:r>
+        <w:r>
+          <w:rPr>
+            <w:noProof/>
+            <w:webHidden/>
+          </w:rPr>
+          <w:instrText xml:space="preserve"> PAGEREF _Toc229585166 \h </w:instrText>
+        </w:r>
+        <w:r>
+          <w:rPr>
+            <w:noProof/>
+            <w:webHidden/>
+          </w:rPr>
+        </w:r>
+        <w:r>
+          <w:rPr>
+            <w:noProof/>
+            <w:webHidden/>
+          </w:rPr>
+          <w:fldChar w:fldCharType="separate"/>
+        </w:r>
+        <w:r>
+          <w:rPr>
+            <w:noProof/>
+            <w:webHidden/>
+          </w:rPr>
+          <w:t>15</w:t>
+        </w:r>
+        <w:r>
+          <w:rPr>
+            <w:noProof/>
+            <w:webHidden/>
+          </w:rPr>
+          <w:fldChar w:fldCharType="end"/>
+        </w:r>
+      </w:hyperlink>
+    </w:p>
+    <w:p>
+      <w:pPr>
+        <w:pStyle w:val="T2"/>
+        <w:tabs>
+          <w:tab w:val="left" w:pos="880"/>
+          <w:tab w:val="right" w:leader="dot" w:pos="9062"/>
+        </w:tabs>
+        <w:rPr>
+          <w:rFonts w:asciiTheme="minorHAnsi" w:eastAsiaTheme="minorEastAsia" w:hAnsiTheme="minorHAnsi"/>
+          <w:noProof/>
+          <w:sz w:val="22"/>
+          <w:lang w:eastAsia="tr-TR"/>
+        </w:rPr>
+      </w:pPr>
+      <w:hyperlink w:anchor="_Toc229585167" w:history="1">
+        <w:r>
+          <w:rPr>
+            <w:rStyle w:val="Kpr"/>
+            <w:noProof/>
+            <w:lang w:eastAsia="tr-TR"/>
+          </w:rPr>
+          <w:t>5.3</w:t>
+        </w:r>
+        <w:r>
+          <w:rPr>
+            <w:rFonts w:asciiTheme="minorHAnsi" w:eastAsiaTheme="minorEastAsia" w:hAnsiTheme="minorHAnsi"/>
+            <w:noProof/>
+            <w:sz w:val="22"/>
+            <w:lang w:eastAsia="tr-TR"/>
+          </w:rPr>
+          <w:tab/>
+        </w:r>
+        <w:r>
+          <w:rPr>
+            <w:rStyle w:val="Kpr"/>
+            <w:noProof/>
+            <w:lang w:eastAsia="tr-TR"/>
+          </w:rPr>
+          <w:t>SHRINK ile Alan Geri Kazanımı</w:t>
+        </w:r>
+        <w:r>
+          <w:rPr>
+            <w:noProof/>
+            <w:webHidden/>
+          </w:rPr>
+          <w:tab/>
+        </w:r>
+        <w:r>
+          <w:rPr>
+            <w:noProof/>
+            <w:webHidden/>
+          </w:rPr>
+          <w:fldChar w:fldCharType="begin"/>
+        </w:r>
+        <w:r>
+          <w:rPr>
+            <w:noProof/>
+            <w:webHidden/>
+          </w:rPr>
+          <w:instrText xml:space="preserve"> PAGEREF _Toc229585167 \h </w:instrText>
+        </w:r>
+        <w:r>
+          <w:rPr>
+            <w:noProof/>
+            <w:webHidden/>
+          </w:rPr>
+        </w:r>
+        <w:r>
+          <w:rPr>
+            <w:noProof/>
+            <w:webHidden/>
+          </w:rPr>
+          <w:fldChar w:fldCharType="separate"/>
+        </w:r>
+        <w:r>
+          <w:rPr>
+            <w:noProof/>
+            <w:webHidden/>
+          </w:rPr>
+          <w:t>16</w:t>
+        </w:r>
+        <w:r>
+          <w:rPr>
+            <w:noProof/>
+            <w:webHidden/>
+          </w:rPr>
+          <w:fldChar w:fldCharType="end"/>
+        </w:r>
+      </w:hyperlink>
+    </w:p>
+    <w:p>
+      <w:pPr>
+        <w:pStyle w:val="T1"/>
+        <w:tabs>
+          <w:tab w:val="left" w:pos="440"/>
+          <w:tab w:val="right" w:leader="dot" w:pos="9062"/>
+        </w:tabs>
+        <w:rPr>
+          <w:rFonts w:asciiTheme="minorHAnsi" w:eastAsiaTheme="minorEastAsia" w:hAnsiTheme="minorHAnsi"/>
+          <w:noProof/>
+          <w:sz w:val="22"/>
+          <w:lang w:eastAsia="tr-TR"/>
+        </w:rPr>
+      </w:pPr>
+      <w:hyperlink w:anchor="_Toc229585168" w:history="1">
+        <w:r>
+          <w:rPr>
+            <w:rStyle w:val="Kpr"/>
+            <w:noProof/>
+          </w:rPr>
+          <w:t>6.</w:t>
+        </w:r>
+        <w:r>
+          <w:rPr>
+            <w:rFonts w:asciiTheme="minorHAnsi" w:eastAsiaTheme="minorEastAsia" w:hAnsiTheme="minorHAnsi"/>
+            <w:noProof/>
+            <w:sz w:val="22"/>
+            <w:lang w:eastAsia="tr-TR"/>
+          </w:rPr>
+          <w:tab/>
+        </w:r>
+        <w:r>
+          <w:rPr>
+            <w:rStyle w:val="Kpr"/>
+            <w:noProof/>
+          </w:rPr>
           <w:t>Sonuç</w:t>
         </w:r>
         <w:r>
@@ -1910,7 +2443,7 @@
             <w:noProof/>
             <w:webHidden/>
           </w:rPr>
-          <w:instrText xml:space="preserve"> PAGEREF _Toc229499647 \h </w:instrText>
+          <w:instrText xml:space="preserve"> PAGEREF _Toc229585168 \h </w:instrText>
         </w:r>
         <w:r>
           <w:rPr>
@@ -1930,7 +2463,7 @@
             <w:noProof/>
             <w:webHidden/>
           </w:rPr>
-          <w:t>13</w:t>
+          <w:t>17</w:t>
         </w:r>
         <w:r>
           <w:rPr>
@@ -1961,64 +2494,25 @@
     <w:p>
       <w:pPr>
         <w:rPr>
+          <w:rFonts w:ascii="Aptos" w:eastAsia="Aptos" w:hAnsi="Aptos" w:cs="Times New Roman"/>
+          <w:b/>
+          <w:kern w:val="2"/>
+          <w14:ligatures w14:val="standardContextual"/>
+        </w:rPr>
+      </w:pPr>
+    </w:p>
+    <w:p>
+      <w:pPr>
+        <w:rPr>
           <w:rFonts w:ascii="Aptos" w:hAnsi="Aptos"/>
         </w:rPr>
       </w:pPr>
     </w:p>
     <w:p>
       <w:pPr>
-        <w:rPr>
-          <w:rFonts w:ascii="Aptos" w:hAnsi="Aptos"/>
-        </w:rPr>
-      </w:pPr>
-    </w:p>
-    <w:p>
-      <w:pPr>
-        <w:rPr>
-          <w:rFonts w:ascii="Aptos" w:hAnsi="Aptos"/>
-        </w:rPr>
-      </w:pPr>
-    </w:p>
-    <w:p>
-      <w:pPr>
-        <w:rPr>
-          <w:rFonts w:ascii="Aptos" w:hAnsi="Aptos"/>
-        </w:rPr>
-      </w:pPr>
-    </w:p>
-    <w:p>
-      <w:pPr>
-        <w:rPr>
-          <w:rFonts w:ascii="Aptos" w:hAnsi="Aptos"/>
-        </w:rPr>
-      </w:pPr>
-    </w:p>
-    <w:p>
-      <w:pPr>
-        <w:rPr>
-          <w:rFonts w:ascii="Aptos" w:hAnsi="Aptos"/>
-        </w:rPr>
-      </w:pPr>
-    </w:p>
-    <w:p>
-      <w:pPr>
-        <w:rPr>
-          <w:rFonts w:ascii="Aptos" w:hAnsi="Aptos"/>
-        </w:rPr>
-      </w:pPr>
-    </w:p>
-    <w:p>
-      <w:pPr>
-        <w:rPr>
-          <w:rFonts w:ascii="Aptos" w:hAnsi="Aptos"/>
-        </w:rPr>
-      </w:pPr>
-    </w:p>
-    <w:p>
-      <w:pPr>
         <w:pStyle w:val="Balk1"/>
       </w:pPr>
-      <w:bookmarkStart w:id="1" w:name="_Toc229499633"/>
+      <w:bookmarkStart w:id="1" w:name="_Toc229585148"/>
       <w:r>
         <w:lastRenderedPageBreak/>
         <w:t>GİRİŞ</w:t>
@@ -2098,7 +2592,7 @@
       <w:pPr>
         <w:pStyle w:val="Balk2"/>
       </w:pPr>
-      <w:bookmarkStart w:id="2" w:name="_Toc229499634"/>
+      <w:bookmarkStart w:id="2" w:name="_Toc229585149"/>
       <w:r>
         <w:t xml:space="preserve">Amaç ve </w:t>
       </w:r>
@@ -2277,7 +2771,7 @@
       <w:pPr>
         <w:pStyle w:val="Balk2"/>
       </w:pPr>
-      <w:bookmarkStart w:id="3" w:name="_Toc229499635"/>
+      <w:bookmarkStart w:id="3" w:name="_Toc229585150"/>
       <w:r>
         <w:t>Kullanılan Ortam</w:t>
       </w:r>
@@ -2365,7 +2859,7 @@
       <w:pPr>
         <w:pStyle w:val="Balk2"/>
       </w:pPr>
-      <w:bookmarkStart w:id="4" w:name="_Toc229499636"/>
+      <w:bookmarkStart w:id="4" w:name="_Toc229585151"/>
       <w:r>
         <w:t>Veri Tabanı Kurulumu</w:t>
       </w:r>
@@ -2420,7 +2914,7 @@
       <w:pPr>
         <w:pStyle w:val="Balk1"/>
       </w:pPr>
-      <w:bookmarkStart w:id="5" w:name="_Toc229499637"/>
+      <w:bookmarkStart w:id="5" w:name="_Toc229585152"/>
       <w:r>
         <w:lastRenderedPageBreak/>
         <w:t>Performans İzleme</w:t>
@@ -2431,7 +2925,7 @@
       <w:pPr>
         <w:pStyle w:val="Balk2"/>
       </w:pPr>
-      <w:bookmarkStart w:id="6" w:name="_Toc229499638"/>
+      <w:bookmarkStart w:id="6" w:name="_Toc229585153"/>
       <w:r>
         <w:t>DMV ile Sorgu Performansının İzlenmesi</w:t>
       </w:r>
@@ -2440,10 +2934,7 @@
     <w:p/>
     <w:p>
       <w:r>
-        <w:t xml:space="preserve">Sistemde çalışan sorguların performans verilerini incelemek amacıyla </w:t>
-      </w:r>
-      <w:r>
-        <w:t>“</w:t>
+        <w:t>Sistemde çalışan sorguların performans verilerini incelemek amacıyla “</w:t>
       </w:r>
       <w:proofErr w:type="spellStart"/>
       <w:proofErr w:type="gramStart"/>
@@ -2456,13 +2947,7 @@
       </w:r>
       <w:proofErr w:type="spellEnd"/>
       <w:r>
-        <w:t>”</w:t>
-      </w:r>
-      <w:r>
-        <w:t xml:space="preserve"> ve </w:t>
-      </w:r>
-      <w:r>
-        <w:t>“</w:t>
+        <w:t>” ve “</w:t>
       </w:r>
       <w:proofErr w:type="spellStart"/>
       <w:r>
@@ -2470,10 +2955,7 @@
       </w:r>
       <w:proofErr w:type="spellEnd"/>
       <w:r>
-        <w:t>”</w:t>
-      </w:r>
-      <w:r>
-        <w:t xml:space="preserve"> </w:t>
+        <w:t xml:space="preserve">” </w:t>
       </w:r>
       <w:proofErr w:type="spellStart"/>
       <w:r>
@@ -2502,6 +2984,10 @@
         <w:jc w:val="center"/>
       </w:pPr>
       <w:r>
+        <w:rPr>
+          <w:noProof/>
+          <w:lang w:eastAsia="tr-TR"/>
+        </w:rPr>
         <w:drawing>
           <wp:inline distT="0" distB="0" distL="0" distR="0" wp14:anchorId="5472A5FE" wp14:editId="2D81EB30">
             <wp:extent cx="5063837" cy="2069185"/>
@@ -2579,6 +3065,10 @@
         <w:jc w:val="center"/>
       </w:pPr>
       <w:r>
+        <w:rPr>
+          <w:noProof/>
+          <w:lang w:eastAsia="tr-TR"/>
+        </w:rPr>
         <w:drawing>
           <wp:inline distT="0" distB="0" distL="0" distR="0" wp14:anchorId="615376D9" wp14:editId="5A034CEE">
             <wp:extent cx="5760720" cy="1755775"/>
@@ -2621,12 +3111,362 @@
       <w:pPr>
         <w:pStyle w:val="Balk2"/>
       </w:pPr>
-      <w:bookmarkStart w:id="7" w:name="_Toc229499639"/>
+      <w:bookmarkStart w:id="7" w:name="_Toc229585154"/>
+      <w:r>
+        <w:lastRenderedPageBreak/>
+        <w:t>SQL Profiler ile İzleme</w:t>
+      </w:r>
+      <w:bookmarkEnd w:id="7"/>
+    </w:p>
+    <w:p>
+      <w:r>
+        <w:t xml:space="preserve">DMV analizinin ardından SQL Server Profiler aracı kullanılarak </w:t>
+      </w:r>
+      <w:proofErr w:type="spellStart"/>
+      <w:r>
+        <w:t>veritabanı</w:t>
+      </w:r>
+      <w:proofErr w:type="spellEnd"/>
+      <w:r>
+        <w:t xml:space="preserve"> üzerinde gerçek zamanlı sorgu izleme gerçekleştirilmiştir. Profiler; sorguların CPU kullanımı, okuma sayısı ve çalışma süresi gibi metriklerini canlı olarak takip etmeye imkân tanımaktadır.</w:t>
+      </w:r>
+    </w:p>
+    <w:p>
+      <w:r>
+        <w:t xml:space="preserve">İzleme başlatıldıktan sonra </w:t>
+      </w:r>
+      <w:proofErr w:type="spellStart"/>
+      <w:r>
+        <w:t>Northwind</w:t>
+      </w:r>
+      <w:proofErr w:type="spellEnd"/>
+      <w:r>
+        <w:t xml:space="preserve"> </w:t>
+      </w:r>
+      <w:proofErr w:type="spellStart"/>
+      <w:r>
+        <w:t>veritabanı</w:t>
+      </w:r>
+      <w:proofErr w:type="spellEnd"/>
+      <w:r>
+        <w:t xml:space="preserve"> üzerinde üç farklı test sorgusu çalıştırılmıştır:</w:t>
+      </w:r>
+    </w:p>
+    <w:p>
+      <w:pPr>
+        <w:jc w:val="center"/>
+      </w:pPr>
+      <w:r>
+        <w:drawing>
+          <wp:inline distT="0" distB="0" distL="0" distR="0" wp14:anchorId="10F65CA7" wp14:editId="6C82FFA8">
+            <wp:extent cx="4890655" cy="2436748"/>
+            <wp:effectExtent l="0" t="0" r="5715" b="1905"/>
+            <wp:docPr id="12" name="Resim 12"/>
+            <wp:cNvGraphicFramePr>
+              <a:graphicFrameLocks xmlns:a="http://schemas.openxmlformats.org/drawingml/2006/main" noChangeAspect="1"/>
+            </wp:cNvGraphicFramePr>
+            <a:graphic xmlns:a="http://schemas.openxmlformats.org/drawingml/2006/main">
+              <a:graphicData uri="http://schemas.openxmlformats.org/drawingml/2006/picture">
+                <pic:pic xmlns:pic="http://schemas.openxmlformats.org/drawingml/2006/picture">
+                  <pic:nvPicPr>
+                    <pic:cNvPr id="1" name=""/>
+                    <pic:cNvPicPr/>
+                  </pic:nvPicPr>
+                  <pic:blipFill>
+                    <a:blip r:embed="rId10"/>
+                    <a:stretch>
+                      <a:fillRect/>
+                    </a:stretch>
+                  </pic:blipFill>
+                  <pic:spPr>
+                    <a:xfrm>
+                      <a:off x="0" y="0"/>
+                      <a:ext cx="4897989" cy="2440402"/>
+                    </a:xfrm>
+                    <a:prstGeom prst="rect">
+                      <a:avLst/>
+                    </a:prstGeom>
+                  </pic:spPr>
+                </pic:pic>
+              </a:graphicData>
+            </a:graphic>
+          </wp:inline>
+        </w:drawing>
+      </w:r>
+    </w:p>
+    <w:p>
+      <w:r>
+        <w:t xml:space="preserve">Profiler ekranında her üç sorgunun </w:t>
+      </w:r>
+      <w:proofErr w:type="spellStart"/>
+      <w:proofErr w:type="gramStart"/>
+      <w:r>
+        <w:t>SQL:BatchCompleted</w:t>
+      </w:r>
+      <w:proofErr w:type="spellEnd"/>
+      <w:proofErr w:type="gramEnd"/>
+      <w:r>
+        <w:t xml:space="preserve"> olayı altında yakalandığı görülmüş; CPU, </w:t>
+      </w:r>
+      <w:proofErr w:type="spellStart"/>
+      <w:r>
+        <w:t>Reads</w:t>
+      </w:r>
+      <w:proofErr w:type="spellEnd"/>
+      <w:r>
+        <w:t xml:space="preserve"> ve </w:t>
+      </w:r>
+      <w:proofErr w:type="spellStart"/>
+      <w:r>
+        <w:t>Duration</w:t>
+      </w:r>
+      <w:proofErr w:type="spellEnd"/>
+      <w:r>
+        <w:t xml:space="preserve"> değer</w:t>
+      </w:r>
+      <w:r>
+        <w:t xml:space="preserve">leri başarıyla raporlanmıştır. </w:t>
+      </w:r>
+    </w:p>
+    <w:p>
+      <w:pPr>
+        <w:rPr>
+          <w:lang w:eastAsia="tr-TR"/>
+        </w:rPr>
+      </w:pPr>
+      <w:r>
+        <w:rPr>
+          <w:lang w:eastAsia="tr-TR"/>
+        </w:rPr>
+        <w:t>1.Sorgu                                2.Sorgu                                   3.Sorgu</w:t>
+      </w:r>
+    </w:p>
+    <w:p>
+      <w:r>
+        <w:rPr>
+          <w:lang w:eastAsia="tr-TR"/>
+        </w:rPr>
+        <w:drawing>
+          <wp:inline distT="0" distB="0" distL="0" distR="0" wp14:anchorId="78B2BFE2" wp14:editId="7C7828A6">
+            <wp:extent cx="1856510" cy="1291195"/>
+            <wp:effectExtent l="0" t="0" r="0" b="4445"/>
+            <wp:docPr id="13" name="Resim 13"/>
+            <wp:cNvGraphicFramePr>
+              <a:graphicFrameLocks xmlns:a="http://schemas.openxmlformats.org/drawingml/2006/main" noChangeAspect="1"/>
+            </wp:cNvGraphicFramePr>
+            <a:graphic xmlns:a="http://schemas.openxmlformats.org/drawingml/2006/main">
+              <a:graphicData uri="http://schemas.openxmlformats.org/drawingml/2006/picture">
+                <pic:pic xmlns:pic="http://schemas.openxmlformats.org/drawingml/2006/picture">
+                  <pic:nvPicPr>
+                    <pic:cNvPr id="1" name=""/>
+                    <pic:cNvPicPr/>
+                  </pic:nvPicPr>
+                  <pic:blipFill rotWithShape="1">
+                    <a:blip r:embed="rId11"/>
+                    <a:srcRect t="64184" r="71731"/>
+                    <a:stretch/>
+                  </pic:blipFill>
+                  <pic:spPr bwMode="auto">
+                    <a:xfrm>
+                      <a:off x="0" y="0"/>
+                      <a:ext cx="1891080" cy="1315238"/>
+                    </a:xfrm>
+                    <a:prstGeom prst="rect">
+                      <a:avLst/>
+                    </a:prstGeom>
+                    <a:ln>
+                      <a:noFill/>
+                    </a:ln>
+                    <a:extLst>
+                      <a:ext uri="{53640926-AAD7-44D8-BBD7-CCE9431645EC}">
+                        <a14:shadowObscured xmlns:a14="http://schemas.microsoft.com/office/drawing/2010/main"/>
+                      </a:ext>
+                    </a:extLst>
+                  </pic:spPr>
+                </pic:pic>
+              </a:graphicData>
+            </a:graphic>
+          </wp:inline>
+        </w:drawing>
+      </w:r>
+      <w:r>
+        <w:rPr>
+          <w:lang w:eastAsia="tr-TR"/>
+        </w:rPr>
+        <w:drawing>
+          <wp:inline distT="0" distB="0" distL="0" distR="0" wp14:anchorId="52521311" wp14:editId="31B24346">
+            <wp:extent cx="2032806" cy="1267691"/>
+            <wp:effectExtent l="0" t="0" r="5715" b="8890"/>
+            <wp:docPr id="14" name="Resim 14"/>
+            <wp:cNvGraphicFramePr>
+              <a:graphicFrameLocks xmlns:a="http://schemas.openxmlformats.org/drawingml/2006/main" noChangeAspect="1"/>
+            </wp:cNvGraphicFramePr>
+            <a:graphic xmlns:a="http://schemas.openxmlformats.org/drawingml/2006/main">
+              <a:graphicData uri="http://schemas.openxmlformats.org/drawingml/2006/picture">
+                <pic:pic xmlns:pic="http://schemas.openxmlformats.org/drawingml/2006/picture">
+                  <pic:nvPicPr>
+                    <pic:cNvPr id="1" name=""/>
+                    <pic:cNvPicPr/>
+                  </pic:nvPicPr>
+                  <pic:blipFill rotWithShape="1">
+                    <a:blip r:embed="rId12"/>
+                    <a:srcRect t="64685" r="68839"/>
+                    <a:stretch/>
+                  </pic:blipFill>
+                  <pic:spPr bwMode="auto">
+                    <a:xfrm>
+                      <a:off x="0" y="0"/>
+                      <a:ext cx="2076294" cy="1294811"/>
+                    </a:xfrm>
+                    <a:prstGeom prst="rect">
+                      <a:avLst/>
+                    </a:prstGeom>
+                    <a:ln>
+                      <a:noFill/>
+                    </a:ln>
+                    <a:extLst>
+                      <a:ext uri="{53640926-AAD7-44D8-BBD7-CCE9431645EC}">
+                        <a14:shadowObscured xmlns:a14="http://schemas.microsoft.com/office/drawing/2010/main"/>
+                      </a:ext>
+                    </a:extLst>
+                  </pic:spPr>
+                </pic:pic>
+              </a:graphicData>
+            </a:graphic>
+          </wp:inline>
+        </w:drawing>
+      </w:r>
+      <w:r>
+        <w:rPr>
+          <w:lang w:eastAsia="tr-TR"/>
+        </w:rPr>
+        <w:drawing>
+          <wp:inline distT="0" distB="0" distL="0" distR="0" wp14:anchorId="68C637DE" wp14:editId="175A398F">
+            <wp:extent cx="1607127" cy="1277111"/>
+            <wp:effectExtent l="0" t="0" r="0" b="0"/>
+            <wp:docPr id="15" name="Resim 15"/>
+            <wp:cNvGraphicFramePr>
+              <a:graphicFrameLocks xmlns:a="http://schemas.openxmlformats.org/drawingml/2006/main" noChangeAspect="1"/>
+            </wp:cNvGraphicFramePr>
+            <a:graphic xmlns:a="http://schemas.openxmlformats.org/drawingml/2006/main">
+              <a:graphicData uri="http://schemas.openxmlformats.org/drawingml/2006/picture">
+                <pic:pic xmlns:pic="http://schemas.openxmlformats.org/drawingml/2006/picture">
+                  <pic:nvPicPr>
+                    <pic:cNvPr id="1" name=""/>
+                    <pic:cNvPicPr/>
+                  </pic:nvPicPr>
+                  <pic:blipFill rotWithShape="1">
+                    <a:blip r:embed="rId13"/>
+                    <a:srcRect t="63292" r="74627"/>
+                    <a:stretch/>
+                  </pic:blipFill>
+                  <pic:spPr bwMode="auto">
+                    <a:xfrm>
+                      <a:off x="0" y="0"/>
+                      <a:ext cx="1617709" cy="1285520"/>
+                    </a:xfrm>
+                    <a:prstGeom prst="rect">
+                      <a:avLst/>
+                    </a:prstGeom>
+                    <a:ln>
+                      <a:noFill/>
+                    </a:ln>
+                    <a:extLst>
+                      <a:ext uri="{53640926-AAD7-44D8-BBD7-CCE9431645EC}">
+                        <a14:shadowObscured xmlns:a14="http://schemas.microsoft.com/office/drawing/2010/main"/>
+                      </a:ext>
+                    </a:extLst>
+                  </pic:spPr>
+                </pic:pic>
+              </a:graphicData>
+            </a:graphic>
+          </wp:inline>
+        </w:drawing>
+      </w:r>
+    </w:p>
+    <w:p/>
+    <w:p>
+      <w:r>
+        <w:t xml:space="preserve">İzleme tamamlandıktan sonra </w:t>
+      </w:r>
+      <w:proofErr w:type="spellStart"/>
+      <w:r>
+        <w:t>trace</w:t>
+      </w:r>
+      <w:proofErr w:type="spellEnd"/>
+      <w:r>
+        <w:t xml:space="preserve"> durdurulmuştur. </w:t>
+      </w:r>
+    </w:p>
+    <w:p>
+      <w:pPr>
+        <w:rPr>
+          <w:lang w:eastAsia="tr-TR"/>
+        </w:rPr>
+      </w:pPr>
+    </w:p>
+    <w:p>
+      <w:pPr>
+        <w:jc w:val="center"/>
+      </w:pPr>
+      <w:r>
+        <w:rPr>
+          <w:lang w:eastAsia="tr-TR"/>
+        </w:rPr>
+        <w:drawing>
+          <wp:inline distT="0" distB="0" distL="0" distR="0" wp14:anchorId="34C457B8" wp14:editId="6B660A61">
+            <wp:extent cx="1475845" cy="394854"/>
+            <wp:effectExtent l="0" t="0" r="0" b="5715"/>
+            <wp:docPr id="8" name="Resim 8"/>
+            <wp:cNvGraphicFramePr>
+              <a:graphicFrameLocks xmlns:a="http://schemas.openxmlformats.org/drawingml/2006/main" noChangeAspect="1"/>
+            </wp:cNvGraphicFramePr>
+            <a:graphic xmlns:a="http://schemas.openxmlformats.org/drawingml/2006/main">
+              <a:graphicData uri="http://schemas.openxmlformats.org/drawingml/2006/picture">
+                <pic:pic xmlns:pic="http://schemas.openxmlformats.org/drawingml/2006/picture">
+                  <pic:nvPicPr>
+                    <pic:cNvPr id="1" name=""/>
+                    <pic:cNvPicPr/>
+                  </pic:nvPicPr>
+                  <pic:blipFill rotWithShape="1">
+                    <a:blip r:embed="rId14"/>
+                    <a:srcRect t="95461" r="89646" b="-526"/>
+                    <a:stretch/>
+                  </pic:blipFill>
+                  <pic:spPr bwMode="auto">
+                    <a:xfrm>
+                      <a:off x="0" y="0"/>
+                      <a:ext cx="1535772" cy="410887"/>
+                    </a:xfrm>
+                    <a:prstGeom prst="rect">
+                      <a:avLst/>
+                    </a:prstGeom>
+                    <a:ln>
+                      <a:noFill/>
+                    </a:ln>
+                    <a:extLst>
+                      <a:ext uri="{53640926-AAD7-44D8-BBD7-CCE9431645EC}">
+                        <a14:shadowObscured xmlns:a14="http://schemas.microsoft.com/office/drawing/2010/main"/>
+                      </a:ext>
+                    </a:extLst>
+                  </pic:spPr>
+                </pic:pic>
+              </a:graphicData>
+            </a:graphic>
+          </wp:inline>
+        </w:drawing>
+      </w:r>
+    </w:p>
+    <w:p>
+      <w:pPr>
+        <w:pStyle w:val="Balk2"/>
+      </w:pPr>
+      <w:bookmarkStart w:id="8" w:name="_Toc229585155"/>
       <w:r>
         <w:lastRenderedPageBreak/>
         <w:t>Test Sorgusu Oluşturulması</w:t>
       </w:r>
-      <w:bookmarkEnd w:id="7"/>
+      <w:bookmarkEnd w:id="8"/>
     </w:p>
     <w:p/>
     <w:p>
@@ -2687,11 +3527,16 @@
         <w:t xml:space="preserve"> tablolarını JOIN ile birleştirerek Almanya'ya ait siparişleri listelemektedir.</w:t>
       </w:r>
     </w:p>
+    <w:p/>
     <w:p>
       <w:pPr>
         <w:jc w:val="center"/>
       </w:pPr>
       <w:r>
+        <w:rPr>
+          <w:noProof/>
+          <w:lang w:eastAsia="tr-TR"/>
+        </w:rPr>
         <w:drawing>
           <wp:inline distT="0" distB="0" distL="0" distR="0" wp14:anchorId="7077FF39" wp14:editId="2DA388A9">
             <wp:extent cx="5683250" cy="3335655"/>
@@ -2708,7 +3553,7 @@
                     <pic:cNvPicPr/>
                   </pic:nvPicPr>
                   <pic:blipFill rotWithShape="1">
-                    <a:blip r:embed="rId10"/>
+                    <a:blip r:embed="rId15"/>
                     <a:srcRect r="1345"/>
                     <a:stretch/>
                   </pic:blipFill>
@@ -2785,6 +3630,7 @@
       <w:pPr>
         <w:pStyle w:val="Balk2"/>
       </w:pPr>
+      <w:bookmarkStart w:id="9" w:name="_Toc229585156"/>
       <w:proofErr w:type="spellStart"/>
       <w:r>
         <w:lastRenderedPageBreak/>
@@ -2794,6 +3640,7 @@
       <w:r>
         <w:t xml:space="preserve"> Plan Analizi</w:t>
       </w:r>
+      <w:bookmarkEnd w:id="9"/>
     </w:p>
     <w:p/>
     <w:p>
@@ -2968,7 +3815,7 @@
                     </pic:cNvPicPr>
                   </pic:nvPicPr>
                   <pic:blipFill>
-                    <a:blip r:embed="rId11" cstate="print">
+                    <a:blip r:embed="rId16" cstate="print">
                       <a:extLst>
                         <a:ext uri="{28A0092B-C50C-407E-A947-70E740481C1C}">
                           <a14:useLocalDpi xmlns:a14="http://schemas.microsoft.com/office/drawing/2010/main" val="0"/>
@@ -3030,12 +3877,12 @@
       <w:pPr>
         <w:pStyle w:val="Balk1"/>
       </w:pPr>
-      <w:bookmarkStart w:id="8" w:name="_Toc229499640"/>
+      <w:bookmarkStart w:id="10" w:name="_Toc229585157"/>
       <w:r>
         <w:lastRenderedPageBreak/>
         <w:t>Index Yönetimi</w:t>
       </w:r>
-      <w:bookmarkEnd w:id="8"/>
+      <w:bookmarkEnd w:id="10"/>
     </w:p>
     <w:p>
       <w:pPr>
@@ -3044,7 +3891,7 @@
           <w:lang w:eastAsia="tr-TR"/>
         </w:rPr>
       </w:pPr>
-      <w:bookmarkStart w:id="9" w:name="_Toc229499641"/>
+      <w:bookmarkStart w:id="11" w:name="_Toc229585158"/>
       <w:r>
         <w:t xml:space="preserve">Mevcut </w:t>
       </w:r>
@@ -3056,7 +3903,7 @@
       <w:r>
         <w:t xml:space="preserve"> İncelenmesi</w:t>
       </w:r>
-      <w:bookmarkEnd w:id="9"/>
+      <w:bookmarkEnd w:id="11"/>
     </w:p>
     <w:p>
       <w:pPr>
@@ -3179,6 +4026,7 @@
       </w:pPr>
       <w:r>
         <w:rPr>
+          <w:noProof/>
           <w:lang w:eastAsia="tr-TR"/>
         </w:rPr>
         <w:drawing>
@@ -3197,7 +4045,7 @@
                     <pic:cNvPicPr/>
                   </pic:nvPicPr>
                   <pic:blipFill>
-                    <a:blip r:embed="rId12"/>
+                    <a:blip r:embed="rId17"/>
                     <a:stretch>
                       <a:fillRect/>
                     </a:stretch>
@@ -3337,6 +4185,10 @@
         </w:rPr>
       </w:pPr>
       <w:r>
+        <w:rPr>
+          <w:noProof/>
+          <w:lang w:eastAsia="tr-TR"/>
+        </w:rPr>
         <w:drawing>
           <wp:inline distT="0" distB="0" distL="0" distR="0" wp14:anchorId="3A977A3E" wp14:editId="60396940">
             <wp:extent cx="3872346" cy="4023021"/>
@@ -3353,7 +4205,7 @@
                     <pic:cNvPicPr/>
                   </pic:nvPicPr>
                   <pic:blipFill>
-                    <a:blip r:embed="rId13"/>
+                    <a:blip r:embed="rId18"/>
                     <a:stretch>
                       <a:fillRect/>
                     </a:stretch>
@@ -3378,7 +4230,7 @@
       <w:pPr>
         <w:pStyle w:val="Balk2"/>
       </w:pPr>
-      <w:bookmarkStart w:id="10" w:name="_Toc229499642"/>
+      <w:bookmarkStart w:id="12" w:name="_Toc229585159"/>
       <w:proofErr w:type="spellStart"/>
       <w:r>
         <w:lastRenderedPageBreak/>
@@ -3388,7 +4240,7 @@
       <w:r>
         <w:t xml:space="preserve"> Index Oluşturulması</w:t>
       </w:r>
-      <w:bookmarkEnd w:id="10"/>
+      <w:bookmarkEnd w:id="12"/>
     </w:p>
     <w:p/>
     <w:p>
@@ -3433,11 +4285,16 @@
         <w:t xml:space="preserve"> oluşturulmuştur.</w:t>
       </w:r>
     </w:p>
+    <w:p/>
     <w:p>
       <w:pPr>
         <w:jc w:val="center"/>
       </w:pPr>
       <w:r>
+        <w:rPr>
+          <w:noProof/>
+          <w:lang w:eastAsia="tr-TR"/>
+        </w:rPr>
         <w:drawing>
           <wp:inline distT="0" distB="0" distL="0" distR="0" wp14:anchorId="769B038E" wp14:editId="5B2C3C18">
             <wp:extent cx="5401429" cy="743054"/>
@@ -3454,7 +4311,7 @@
                     <pic:cNvPicPr/>
                   </pic:nvPicPr>
                   <pic:blipFill>
-                    <a:blip r:embed="rId14"/>
+                    <a:blip r:embed="rId19"/>
                     <a:stretch>
                       <a:fillRect/>
                     </a:stretch>
@@ -3476,6 +4333,11 @@
       </w:r>
     </w:p>
     <w:p>
+      <w:pPr>
+        <w:jc w:val="center"/>
+      </w:pPr>
+    </w:p>
+    <w:p>
       <w:r>
         <w:t xml:space="preserve">Bu sayede SQL Server, sorgu sırasında ihtiyaç duyduğu tüm kolonlara doğrudan </w:t>
       </w:r>
@@ -3499,6 +4361,10 @@
         </w:rPr>
       </w:pPr>
       <w:r>
+        <w:rPr>
+          <w:noProof/>
+          <w:lang w:eastAsia="tr-TR"/>
+        </w:rPr>
         <w:drawing>
           <wp:inline distT="0" distB="0" distL="0" distR="0" wp14:anchorId="3DF9405D" wp14:editId="1E270030">
             <wp:extent cx="5496692" cy="1409897"/>
@@ -3515,7 +4381,7 @@
                     <pic:cNvPicPr/>
                   </pic:nvPicPr>
                   <pic:blipFill>
-                    <a:blip r:embed="rId15"/>
+                    <a:blip r:embed="rId20"/>
                     <a:stretch>
                       <a:fillRect/>
                     </a:stretch>
@@ -3606,21 +4472,14 @@
     </w:p>
     <w:p>
       <w:pPr>
-        <w:rPr>
-          <w:lang w:eastAsia="tr-TR"/>
-        </w:rPr>
-      </w:pPr>
-    </w:p>
-    <w:p>
-      <w:pPr>
         <w:pStyle w:val="Balk2"/>
       </w:pPr>
-      <w:bookmarkStart w:id="11" w:name="_Toc229499643"/>
+      <w:bookmarkStart w:id="13" w:name="_Toc229585160"/>
       <w:r>
         <w:lastRenderedPageBreak/>
         <w:t>Gereksiz Index Tespiti ve Silinmesi</w:t>
       </w:r>
-      <w:bookmarkEnd w:id="11"/>
+      <w:bookmarkEnd w:id="13"/>
     </w:p>
     <w:p/>
     <w:p>
@@ -3850,6 +4709,7 @@
       </w:pPr>
       <w:r>
         <w:rPr>
+          <w:noProof/>
           <w:lang w:eastAsia="tr-TR"/>
         </w:rPr>
         <w:drawing>
@@ -3868,7 +4728,7 @@
                     <pic:cNvPicPr/>
                   </pic:nvPicPr>
                   <pic:blipFill>
-                    <a:blip r:embed="rId16"/>
+                    <a:blip r:embed="rId21"/>
                     <a:stretch>
                       <a:fillRect/>
                     </a:stretch>
@@ -3952,6 +4812,10 @@
         </w:rPr>
       </w:pPr>
       <w:r>
+        <w:rPr>
+          <w:noProof/>
+          <w:lang w:eastAsia="tr-TR"/>
+        </w:rPr>
         <w:drawing>
           <wp:inline distT="0" distB="0" distL="0" distR="0" wp14:anchorId="50630EAF" wp14:editId="033740F2">
             <wp:extent cx="3221182" cy="1509147"/>
@@ -3968,7 +4832,7 @@
                     <pic:cNvPicPr/>
                   </pic:nvPicPr>
                   <pic:blipFill rotWithShape="1">
-                    <a:blip r:embed="rId17"/>
+                    <a:blip r:embed="rId22"/>
                     <a:srcRect l="1342" t="2739" r="1639" b="4451"/>
                     <a:stretch/>
                   </pic:blipFill>
@@ -4004,6 +4868,10 @@
         </w:rPr>
       </w:pPr>
       <w:r>
+        <w:rPr>
+          <w:noProof/>
+          <w:lang w:eastAsia="tr-TR"/>
+        </w:rPr>
         <w:drawing>
           <wp:inline distT="0" distB="0" distL="0" distR="0" wp14:anchorId="24945158" wp14:editId="69016665">
             <wp:extent cx="3609110" cy="1385537"/>
@@ -4020,7 +4888,7 @@
                     <pic:cNvPicPr/>
                   </pic:nvPicPr>
                   <pic:blipFill rotWithShape="1">
-                    <a:blip r:embed="rId18"/>
+                    <a:blip r:embed="rId23"/>
                     <a:srcRect l="1051" t="3274" r="2079" b="6545"/>
                     <a:stretch/>
                   </pic:blipFill>
@@ -4054,19 +4922,17 @@
           <w:lang w:eastAsia="tr-TR"/>
         </w:rPr>
       </w:pPr>
-      <w:bookmarkStart w:id="12" w:name="_GoBack"/>
-      <w:bookmarkEnd w:id="12"/>
     </w:p>
     <w:p>
       <w:pPr>
         <w:pStyle w:val="Balk1"/>
       </w:pPr>
-      <w:bookmarkStart w:id="13" w:name="_Toc229499644"/>
+      <w:bookmarkStart w:id="14" w:name="_Toc229585161"/>
       <w:r>
         <w:lastRenderedPageBreak/>
         <w:t>Sorgu Optimizasyonu</w:t>
       </w:r>
-      <w:bookmarkEnd w:id="13"/>
+      <w:bookmarkEnd w:id="14"/>
     </w:p>
     <w:p>
       <w:pPr>
@@ -4075,14 +4941,14 @@
           <w:lang w:eastAsia="tr-TR"/>
         </w:rPr>
       </w:pPr>
-      <w:bookmarkStart w:id="14" w:name="_Toc229499645"/>
+      <w:bookmarkStart w:id="15" w:name="_Toc229585162"/>
       <w:r>
         <w:rPr>
           <w:lang w:eastAsia="tr-TR"/>
         </w:rPr>
         <w:t>Sorgunun İyileştirilmesi</w:t>
       </w:r>
-      <w:bookmarkEnd w:id="14"/>
+      <w:bookmarkEnd w:id="15"/>
     </w:p>
     <w:p>
       <w:pPr>
@@ -4189,6 +5055,7 @@
       </w:pPr>
       <w:r>
         <w:rPr>
+          <w:noProof/>
           <w:lang w:eastAsia="tr-TR"/>
         </w:rPr>
         <w:drawing>
@@ -4207,7 +5074,7 @@
                     <pic:cNvPicPr/>
                   </pic:nvPicPr>
                   <pic:blipFill>
-                    <a:blip r:embed="rId19"/>
+                    <a:blip r:embed="rId24"/>
                     <a:stretch>
                       <a:fillRect/>
                     </a:stretch>
@@ -4305,7 +5172,7 @@
           <w:lang w:eastAsia="tr-TR"/>
         </w:rPr>
       </w:pPr>
-      <w:bookmarkStart w:id="15" w:name="_Toc229499646"/>
+      <w:bookmarkStart w:id="16" w:name="_Toc229585163"/>
       <w:proofErr w:type="spellStart"/>
       <w:r>
         <w:rPr>
@@ -4321,7 +5188,7 @@
         </w:rPr>
         <w:t xml:space="preserve"> Plan Karşılaştırması</w:t>
       </w:r>
-      <w:bookmarkEnd w:id="15"/>
+      <w:bookmarkEnd w:id="16"/>
     </w:p>
     <w:p>
       <w:pPr>
@@ -4830,7 +5697,7 @@
                     </pic:cNvPicPr>
                   </pic:nvPicPr>
                   <pic:blipFill>
-                    <a:blip r:embed="rId20" cstate="print">
+                    <a:blip r:embed="rId25" cstate="print">
                       <a:extLst>
                         <a:ext uri="{28A0092B-C50C-407E-A947-70E740481C1C}">
                           <a14:useLocalDpi xmlns:a14="http://schemas.microsoft.com/office/drawing/2010/main" val="0"/>
@@ -4913,27 +5780,800 @@
     </w:p>
     <w:p>
       <w:pPr>
-        <w:rPr>
-          <w:lang w:eastAsia="tr-TR"/>
-        </w:rPr>
-      </w:pPr>
-    </w:p>
-    <w:p>
-      <w:pPr>
-        <w:rPr>
-          <w:lang w:eastAsia="tr-TR"/>
-        </w:rPr>
-      </w:pPr>
-    </w:p>
-    <w:p>
-      <w:pPr>
         <w:pStyle w:val="Balk1"/>
       </w:pPr>
-      <w:bookmarkStart w:id="16" w:name="_Toc229499647"/>
-      <w:r>
+      <w:bookmarkStart w:id="17" w:name="_Toc229585164"/>
+      <w:r>
+        <w:lastRenderedPageBreak/>
+        <w:t>Disk Alanı Yönetimi</w:t>
+      </w:r>
+      <w:bookmarkEnd w:id="17"/>
+    </w:p>
+    <w:p>
+      <w:pPr>
+        <w:pStyle w:val="Balk2"/>
+        <w:rPr>
+          <w:lang w:eastAsia="tr-TR"/>
+        </w:rPr>
+      </w:pPr>
+      <w:bookmarkStart w:id="18" w:name="_Toc229585165"/>
+      <w:proofErr w:type="spellStart"/>
+      <w:r>
+        <w:rPr>
+          <w:lang w:eastAsia="tr-TR"/>
+        </w:rPr>
+        <w:t>Veritabanı</w:t>
+      </w:r>
+      <w:proofErr w:type="spellEnd"/>
+      <w:r>
+        <w:rPr>
+          <w:lang w:eastAsia="tr-TR"/>
+        </w:rPr>
+        <w:t xml:space="preserve"> Dosya Boyutlarının İncelenmesi</w:t>
+      </w:r>
+      <w:bookmarkEnd w:id="18"/>
+    </w:p>
+    <w:p>
+      <w:pPr>
+        <w:rPr>
+          <w:lang w:eastAsia="tr-TR"/>
+        </w:rPr>
+      </w:pPr>
+    </w:p>
+    <w:p>
+      <w:pPr>
+        <w:rPr>
+          <w:lang w:eastAsia="tr-TR"/>
+        </w:rPr>
+      </w:pPr>
+      <w:proofErr w:type="spellStart"/>
+      <w:r>
+        <w:rPr>
+          <w:lang w:eastAsia="tr-TR"/>
+        </w:rPr>
+        <w:t>Veritabanının</w:t>
+      </w:r>
+      <w:proofErr w:type="spellEnd"/>
+      <w:r>
+        <w:rPr>
+          <w:lang w:eastAsia="tr-TR"/>
+        </w:rPr>
+        <w:t xml:space="preserve"> disk üzerinde kapladığı alanı incelemek amacıyla </w:t>
+      </w:r>
+      <w:proofErr w:type="spellStart"/>
+      <w:proofErr w:type="gramStart"/>
+      <w:r>
+        <w:rPr>
+          <w:lang w:eastAsia="tr-TR"/>
+        </w:rPr>
+        <w:t>sys.database</w:t>
+      </w:r>
+      <w:proofErr w:type="gramEnd"/>
+      <w:r>
+        <w:rPr>
+          <w:lang w:eastAsia="tr-TR"/>
+        </w:rPr>
+        <w:t>_files</w:t>
+      </w:r>
+      <w:proofErr w:type="spellEnd"/>
+      <w:r>
+        <w:rPr>
+          <w:lang w:eastAsia="tr-TR"/>
+        </w:rPr>
+        <w:t xml:space="preserve"> görünümü sorgulanmıştır.</w:t>
+      </w:r>
+    </w:p>
+    <w:p>
+      <w:pPr>
+        <w:jc w:val="center"/>
+        <w:rPr>
+          <w:lang w:eastAsia="tr-TR"/>
+        </w:rPr>
+      </w:pPr>
+      <w:r>
+        <w:rPr>
+          <w:lang w:eastAsia="tr-TR"/>
+        </w:rPr>
+        <w:drawing>
+          <wp:inline distT="0" distB="0" distL="0" distR="0" wp14:anchorId="6B5BC602" wp14:editId="29B865C4">
+            <wp:extent cx="3067478" cy="1848108"/>
+            <wp:effectExtent l="0" t="0" r="0" b="0"/>
+            <wp:docPr id="17" name="Resim 17"/>
+            <wp:cNvGraphicFramePr>
+              <a:graphicFrameLocks xmlns:a="http://schemas.openxmlformats.org/drawingml/2006/main" noChangeAspect="1"/>
+            </wp:cNvGraphicFramePr>
+            <a:graphic xmlns:a="http://schemas.openxmlformats.org/drawingml/2006/main">
+              <a:graphicData uri="http://schemas.openxmlformats.org/drawingml/2006/picture">
+                <pic:pic xmlns:pic="http://schemas.openxmlformats.org/drawingml/2006/picture">
+                  <pic:nvPicPr>
+                    <pic:cNvPr id="1" name=""/>
+                    <pic:cNvPicPr/>
+                  </pic:nvPicPr>
+                  <pic:blipFill>
+                    <a:blip r:embed="rId26"/>
+                    <a:stretch>
+                      <a:fillRect/>
+                    </a:stretch>
+                  </pic:blipFill>
+                  <pic:spPr>
+                    <a:xfrm>
+                      <a:off x="0" y="0"/>
+                      <a:ext cx="3067478" cy="1848108"/>
+                    </a:xfrm>
+                    <a:prstGeom prst="rect">
+                      <a:avLst/>
+                    </a:prstGeom>
+                  </pic:spPr>
+                </pic:pic>
+              </a:graphicData>
+            </a:graphic>
+          </wp:inline>
+        </w:drawing>
+      </w:r>
+    </w:p>
+    <w:p>
+      <w:pPr>
+        <w:jc w:val="center"/>
+        <w:rPr>
+          <w:lang w:eastAsia="tr-TR"/>
+        </w:rPr>
+      </w:pPr>
+    </w:p>
+    <w:p>
+      <w:r>
+        <w:t xml:space="preserve">Sorgu sonucunda </w:t>
+      </w:r>
+      <w:proofErr w:type="spellStart"/>
+      <w:r>
+        <w:t>Northwind</w:t>
+      </w:r>
+      <w:proofErr w:type="spellEnd"/>
+      <w:r>
+        <w:t xml:space="preserve"> veri dosyasının </w:t>
+      </w:r>
+      <w:r>
+        <w:rPr>
+          <w:rStyle w:val="Gl"/>
+        </w:rPr>
+        <w:t>72 MB</w:t>
+      </w:r>
+      <w:r>
+        <w:t xml:space="preserve">, </w:t>
+      </w:r>
+      <w:proofErr w:type="spellStart"/>
+      <w:r>
+        <w:t>log</w:t>
+      </w:r>
+      <w:proofErr w:type="spellEnd"/>
+      <w:r>
+        <w:t xml:space="preserve"> dosyasının ise </w:t>
+      </w:r>
+      <w:r>
+        <w:rPr>
+          <w:rStyle w:val="Gl"/>
+        </w:rPr>
+        <w:t>8 MB</w:t>
+      </w:r>
+      <w:r>
+        <w:t xml:space="preserve"> disk alanı kapladığı görülmüştür. </w:t>
+      </w:r>
+      <w:proofErr w:type="spellStart"/>
+      <w:r>
+        <w:t>Growth</w:t>
+      </w:r>
+      <w:proofErr w:type="spellEnd"/>
+      <w:r>
+        <w:t xml:space="preserve"> değerinin 8192 olması, her otomatik büyümede dosyanın 64 MB genişleyeceğini göstermektedir.</w:t>
+      </w:r>
+    </w:p>
+    <w:p>
+      <w:pPr>
+        <w:rPr>
+          <w:lang w:eastAsia="tr-TR"/>
+        </w:rPr>
+      </w:pPr>
+    </w:p>
+    <w:p>
+      <w:pPr>
+        <w:rPr>
+          <w:lang w:eastAsia="tr-TR"/>
+        </w:rPr>
+      </w:pPr>
+      <w:r>
+        <w:rPr>
+          <w:lang w:eastAsia="tr-TR"/>
+        </w:rPr>
+        <w:drawing>
+          <wp:inline distT="0" distB="0" distL="0" distR="0" wp14:anchorId="6E1EED5E" wp14:editId="799DE526">
+            <wp:extent cx="5999019" cy="516524"/>
+            <wp:effectExtent l="0" t="0" r="1905" b="0"/>
+            <wp:docPr id="9" name="Resim 9"/>
+            <wp:cNvGraphicFramePr>
+              <a:graphicFrameLocks xmlns:a="http://schemas.openxmlformats.org/drawingml/2006/main" noChangeAspect="1"/>
+            </wp:cNvGraphicFramePr>
+            <a:graphic xmlns:a="http://schemas.openxmlformats.org/drawingml/2006/main">
+              <a:graphicData uri="http://schemas.openxmlformats.org/drawingml/2006/picture">
+                <pic:pic xmlns:pic="http://schemas.openxmlformats.org/drawingml/2006/picture">
+                  <pic:nvPicPr>
+                    <pic:cNvPr id="1" name=""/>
+                    <pic:cNvPicPr/>
+                  </pic:nvPicPr>
+                  <pic:blipFill rotWithShape="1">
+                    <a:blip r:embed="rId27"/>
+                    <a:srcRect l="602" r="1635" b="17265"/>
+                    <a:stretch/>
+                  </pic:blipFill>
+                  <pic:spPr bwMode="auto">
+                    <a:xfrm>
+                      <a:off x="0" y="0"/>
+                      <a:ext cx="6180969" cy="532190"/>
+                    </a:xfrm>
+                    <a:prstGeom prst="rect">
+                      <a:avLst/>
+                    </a:prstGeom>
+                    <a:ln>
+                      <a:noFill/>
+                    </a:ln>
+                    <a:extLst>
+                      <a:ext uri="{53640926-AAD7-44D8-BBD7-CCE9431645EC}">
+                        <a14:shadowObscured xmlns:a14="http://schemas.microsoft.com/office/drawing/2010/main"/>
+                      </a:ext>
+                    </a:extLst>
+                  </pic:spPr>
+                </pic:pic>
+              </a:graphicData>
+            </a:graphic>
+          </wp:inline>
+        </w:drawing>
+      </w:r>
+    </w:p>
+    <w:p>
+      <w:pPr>
+        <w:jc w:val="center"/>
+        <w:rPr>
+          <w:lang w:eastAsia="tr-TR"/>
+        </w:rPr>
+      </w:pPr>
+    </w:p>
+    <w:p>
+      <w:pPr>
+        <w:jc w:val="center"/>
+        <w:rPr>
+          <w:lang w:eastAsia="tr-TR"/>
+        </w:rPr>
+      </w:pPr>
+    </w:p>
+    <w:p>
+      <w:pPr>
+        <w:jc w:val="center"/>
+        <w:rPr>
+          <w:lang w:eastAsia="tr-TR"/>
+        </w:rPr>
+      </w:pPr>
+    </w:p>
+    <w:p>
+      <w:pPr>
+        <w:jc w:val="center"/>
+        <w:rPr>
+          <w:lang w:eastAsia="tr-TR"/>
+        </w:rPr>
+      </w:pPr>
+    </w:p>
+    <w:p>
+      <w:pPr>
+        <w:jc w:val="center"/>
+        <w:rPr>
+          <w:lang w:eastAsia="tr-TR"/>
+        </w:rPr>
+      </w:pPr>
+    </w:p>
+    <w:p>
+      <w:pPr>
+        <w:rPr>
+          <w:lang w:eastAsia="tr-TR"/>
+        </w:rPr>
+      </w:pPr>
+    </w:p>
+    <w:p>
+      <w:pPr>
+        <w:jc w:val="center"/>
+        <w:rPr>
+          <w:lang w:eastAsia="tr-TR"/>
+        </w:rPr>
+      </w:pPr>
+    </w:p>
+    <w:p>
+      <w:pPr>
+        <w:pStyle w:val="Balk2"/>
+        <w:rPr>
+          <w:lang w:eastAsia="tr-TR"/>
+        </w:rPr>
+      </w:pPr>
+      <w:bookmarkStart w:id="19" w:name="_Toc229585166"/>
+      <w:r>
+        <w:rPr>
+          <w:lang w:eastAsia="tr-TR"/>
+        </w:rPr>
+        <w:lastRenderedPageBreak/>
+        <w:t>Tablo Bazında Disk Kullanımı</w:t>
+      </w:r>
+      <w:bookmarkEnd w:id="19"/>
+    </w:p>
+    <w:p>
+      <w:pPr>
+        <w:rPr>
+          <w:lang w:eastAsia="tr-TR"/>
+        </w:rPr>
+      </w:pPr>
+    </w:p>
+    <w:p>
+      <w:pPr>
+        <w:rPr>
+          <w:lang w:eastAsia="tr-TR"/>
+        </w:rPr>
+      </w:pPr>
+      <w:r>
+        <w:rPr>
+          <w:lang w:eastAsia="tr-TR"/>
+        </w:rPr>
+        <w:t>Hangi tabloların ne kadar alan kullandığını tespit etmek amacıyla aşağıdaki sorgu çalıştırılmıştır.</w:t>
+      </w:r>
+    </w:p>
+    <w:p>
+      <w:pPr>
+        <w:jc w:val="center"/>
+        <w:rPr>
+          <w:lang w:eastAsia="tr-TR"/>
+        </w:rPr>
+      </w:pPr>
+      <w:r>
+        <w:rPr>
+          <w:lang w:eastAsia="tr-TR"/>
+        </w:rPr>
+        <w:drawing>
+          <wp:inline distT="0" distB="0" distL="0" distR="0" wp14:anchorId="761B80D8" wp14:editId="603134F0">
+            <wp:extent cx="5760720" cy="1882775"/>
+            <wp:effectExtent l="0" t="0" r="0" b="3175"/>
+            <wp:docPr id="18" name="Resim 18"/>
+            <wp:cNvGraphicFramePr>
+              <a:graphicFrameLocks xmlns:a="http://schemas.openxmlformats.org/drawingml/2006/main" noChangeAspect="1"/>
+            </wp:cNvGraphicFramePr>
+            <a:graphic xmlns:a="http://schemas.openxmlformats.org/drawingml/2006/main">
+              <a:graphicData uri="http://schemas.openxmlformats.org/drawingml/2006/picture">
+                <pic:pic xmlns:pic="http://schemas.openxmlformats.org/drawingml/2006/picture">
+                  <pic:nvPicPr>
+                    <pic:cNvPr id="1" name=""/>
+                    <pic:cNvPicPr/>
+                  </pic:nvPicPr>
+                  <pic:blipFill>
+                    <a:blip r:embed="rId28"/>
+                    <a:stretch>
+                      <a:fillRect/>
+                    </a:stretch>
+                  </pic:blipFill>
+                  <pic:spPr>
+                    <a:xfrm>
+                      <a:off x="0" y="0"/>
+                      <a:ext cx="5760720" cy="1882775"/>
+                    </a:xfrm>
+                    <a:prstGeom prst="rect">
+                      <a:avLst/>
+                    </a:prstGeom>
+                  </pic:spPr>
+                </pic:pic>
+              </a:graphicData>
+            </a:graphic>
+          </wp:inline>
+        </w:drawing>
+      </w:r>
+    </w:p>
+    <w:p>
+      <w:pPr>
+        <w:rPr>
+          <w:lang w:eastAsia="tr-TR"/>
+        </w:rPr>
+      </w:pPr>
+      <w:r>
+        <w:rPr>
+          <w:lang w:eastAsia="tr-TR"/>
+        </w:rPr>
+        <w:t xml:space="preserve">Sonuçlar incelendiğinde </w:t>
+      </w:r>
+      <w:proofErr w:type="spellStart"/>
+      <w:r>
+        <w:rPr>
+          <w:lang w:eastAsia="tr-TR"/>
+        </w:rPr>
+        <w:t>Orders</w:t>
+      </w:r>
+      <w:proofErr w:type="spellEnd"/>
+      <w:r>
+        <w:rPr>
+          <w:lang w:eastAsia="tr-TR"/>
+        </w:rPr>
+        <w:t xml:space="preserve"> tablosunun toplam alanının yaklaşık %45'inin, </w:t>
+      </w:r>
+      <w:proofErr w:type="spellStart"/>
+      <w:r>
+        <w:rPr>
+          <w:lang w:eastAsia="tr-TR"/>
+        </w:rPr>
+        <w:t>Employees</w:t>
+      </w:r>
+      <w:proofErr w:type="spellEnd"/>
+      <w:r>
+        <w:rPr>
+          <w:lang w:eastAsia="tr-TR"/>
+        </w:rPr>
+        <w:t xml:space="preserve"> tablosunun ise büyük bölümünün kullanılmadığı tespit edilmiştir.</w:t>
+      </w:r>
+    </w:p>
+    <w:p>
+      <w:pPr>
+        <w:jc w:val="center"/>
+        <w:rPr>
+          <w:lang w:eastAsia="tr-TR"/>
+        </w:rPr>
+      </w:pPr>
+    </w:p>
+    <w:p>
+      <w:pPr>
+        <w:jc w:val="center"/>
+        <w:rPr>
+          <w:lang w:eastAsia="tr-TR"/>
+        </w:rPr>
+      </w:pPr>
+      <w:r>
+        <w:rPr>
+          <w:lang w:eastAsia="tr-TR"/>
+        </w:rPr>
+        <w:drawing>
+          <wp:inline distT="0" distB="0" distL="0" distR="0" wp14:anchorId="715E8E15" wp14:editId="1A060745">
+            <wp:extent cx="4468091" cy="3075709"/>
+            <wp:effectExtent l="0" t="0" r="8890" b="0"/>
+            <wp:docPr id="10" name="Resim 10"/>
+            <wp:cNvGraphicFramePr>
+              <a:graphicFrameLocks xmlns:a="http://schemas.openxmlformats.org/drawingml/2006/main" noChangeAspect="1"/>
+            </wp:cNvGraphicFramePr>
+            <a:graphic xmlns:a="http://schemas.openxmlformats.org/drawingml/2006/main">
+              <a:graphicData uri="http://schemas.openxmlformats.org/drawingml/2006/picture">
+                <pic:pic xmlns:pic="http://schemas.openxmlformats.org/drawingml/2006/picture">
+                  <pic:nvPicPr>
+                    <pic:cNvPr id="1" name=""/>
+                    <pic:cNvPicPr/>
+                  </pic:nvPicPr>
+                  <pic:blipFill rotWithShape="1">
+                    <a:blip r:embed="rId29"/>
+                    <a:srcRect r="2678" b="1552"/>
+                    <a:stretch/>
+                  </pic:blipFill>
+                  <pic:spPr bwMode="auto">
+                    <a:xfrm>
+                      <a:off x="0" y="0"/>
+                      <a:ext cx="4468715" cy="3076138"/>
+                    </a:xfrm>
+                    <a:prstGeom prst="rect">
+                      <a:avLst/>
+                    </a:prstGeom>
+                    <a:ln>
+                      <a:noFill/>
+                    </a:ln>
+                    <a:extLst>
+                      <a:ext uri="{53640926-AAD7-44D8-BBD7-CCE9431645EC}">
+                        <a14:shadowObscured xmlns:a14="http://schemas.microsoft.com/office/drawing/2010/main"/>
+                      </a:ext>
+                    </a:extLst>
+                  </pic:spPr>
+                </pic:pic>
+              </a:graphicData>
+            </a:graphic>
+          </wp:inline>
+        </w:drawing>
+      </w:r>
+    </w:p>
+    <w:p>
+      <w:pPr>
+        <w:jc w:val="center"/>
+        <w:rPr>
+          <w:lang w:eastAsia="tr-TR"/>
+        </w:rPr>
+      </w:pPr>
+    </w:p>
+    <w:p>
+      <w:pPr>
+        <w:jc w:val="center"/>
+        <w:rPr>
+          <w:lang w:eastAsia="tr-TR"/>
+        </w:rPr>
+      </w:pPr>
+      <w:r>
+        <w:rPr>
+          <w:lang w:eastAsia="tr-TR"/>
+        </w:rPr>
+        <w:t>,</w:t>
+      </w:r>
+    </w:p>
+    <w:p>
+      <w:pPr>
+        <w:jc w:val="center"/>
+        <w:rPr>
+          <w:lang w:eastAsia="tr-TR"/>
+        </w:rPr>
+      </w:pPr>
+    </w:p>
+    <w:p>
+      <w:pPr>
+        <w:pStyle w:val="Balk2"/>
+        <w:rPr>
+          <w:lang w:eastAsia="tr-TR"/>
+        </w:rPr>
+      </w:pPr>
+      <w:bookmarkStart w:id="20" w:name="_Toc229585167"/>
+      <w:r>
+        <w:rPr>
+          <w:lang w:eastAsia="tr-TR"/>
+        </w:rPr>
+        <w:lastRenderedPageBreak/>
+        <w:t>SHRINK ile Alan Geri Kazanımı</w:t>
+      </w:r>
+      <w:bookmarkEnd w:id="20"/>
+    </w:p>
+    <w:p>
+      <w:pPr>
+        <w:rPr>
+          <w:lang w:eastAsia="tr-TR"/>
+        </w:rPr>
+      </w:pPr>
+    </w:p>
+    <w:p>
+      <w:pPr>
+        <w:rPr>
+          <w:lang w:eastAsia="tr-TR"/>
+        </w:rPr>
+      </w:pPr>
+      <w:r>
+        <w:rPr>
+          <w:lang w:eastAsia="tr-TR"/>
+        </w:rPr>
+        <w:t>Kullanılmayan disk alanını geri kazanmak amacıyla DBCC SHRINKDATABASE komutu çalıştırılmıştır.</w:t>
+      </w:r>
+    </w:p>
+    <w:p>
+      <w:pPr>
+        <w:rPr>
+          <w:lang w:eastAsia="tr-TR"/>
+        </w:rPr>
+      </w:pPr>
+    </w:p>
+    <w:p>
+      <w:pPr>
+        <w:jc w:val="center"/>
+        <w:rPr>
+          <w:lang w:eastAsia="tr-TR"/>
+        </w:rPr>
+      </w:pPr>
+      <w:r>
+        <w:rPr>
+          <w:lang w:eastAsia="tr-TR"/>
+        </w:rPr>
+        <w:drawing>
+          <wp:inline distT="0" distB="0" distL="0" distR="0" wp14:anchorId="27E8166D" wp14:editId="5E60136E">
+            <wp:extent cx="3775364" cy="1160394"/>
+            <wp:effectExtent l="0" t="0" r="0" b="1905"/>
+            <wp:docPr id="19" name="Resim 19"/>
+            <wp:cNvGraphicFramePr>
+              <a:graphicFrameLocks xmlns:a="http://schemas.openxmlformats.org/drawingml/2006/main" noChangeAspect="1"/>
+            </wp:cNvGraphicFramePr>
+            <a:graphic xmlns:a="http://schemas.openxmlformats.org/drawingml/2006/main">
+              <a:graphicData uri="http://schemas.openxmlformats.org/drawingml/2006/picture">
+                <pic:pic xmlns:pic="http://schemas.openxmlformats.org/drawingml/2006/picture">
+                  <pic:nvPicPr>
+                    <pic:cNvPr id="1" name=""/>
+                    <pic:cNvPicPr/>
+                  </pic:nvPicPr>
+                  <pic:blipFill>
+                    <a:blip r:embed="rId30"/>
+                    <a:stretch>
+                      <a:fillRect/>
+                    </a:stretch>
+                  </pic:blipFill>
+                  <pic:spPr>
+                    <a:xfrm>
+                      <a:off x="0" y="0"/>
+                      <a:ext cx="3839368" cy="1180066"/>
+                    </a:xfrm>
+                    <a:prstGeom prst="rect">
+                      <a:avLst/>
+                    </a:prstGeom>
+                  </pic:spPr>
+                </pic:pic>
+              </a:graphicData>
+            </a:graphic>
+          </wp:inline>
+        </w:drawing>
+      </w:r>
+    </w:p>
+    <w:p>
+      <w:pPr>
+        <w:jc w:val="center"/>
+        <w:rPr>
+          <w:lang w:eastAsia="tr-TR"/>
+        </w:rPr>
+      </w:pPr>
+    </w:p>
+    <w:p>
+      <w:pPr>
+        <w:jc w:val="center"/>
+        <w:rPr>
+          <w:lang w:eastAsia="tr-TR"/>
+        </w:rPr>
+      </w:pPr>
+    </w:p>
+    <w:p>
+      <w:pPr>
+        <w:rPr>
+          <w:lang w:eastAsia="tr-TR"/>
+        </w:rPr>
+      </w:pPr>
+      <w:r>
+        <w:rPr>
+          <w:lang w:eastAsia="tr-TR"/>
+        </w:rPr>
+        <w:t xml:space="preserve">İşlem sonucunda </w:t>
+      </w:r>
+      <w:proofErr w:type="spellStart"/>
+      <w:r>
+        <w:rPr>
+          <w:lang w:eastAsia="tr-TR"/>
+        </w:rPr>
+        <w:t>Northwind</w:t>
+      </w:r>
+      <w:proofErr w:type="spellEnd"/>
+      <w:r>
+        <w:rPr>
+          <w:lang w:eastAsia="tr-TR"/>
+        </w:rPr>
+        <w:t xml:space="preserve"> veri dosyasının boyutu 72 </w:t>
+      </w:r>
+      <w:proofErr w:type="spellStart"/>
+      <w:r>
+        <w:rPr>
+          <w:lang w:eastAsia="tr-TR"/>
+        </w:rPr>
+        <w:t>MB'dan</w:t>
+      </w:r>
+      <w:proofErr w:type="spellEnd"/>
+      <w:r>
+        <w:rPr>
+          <w:lang w:eastAsia="tr-TR"/>
+        </w:rPr>
+        <w:t xml:space="preserve"> 9 MB'a düşmüştür. Bu işlem sayesinde </w:t>
+      </w:r>
+      <w:proofErr w:type="spellStart"/>
+      <w:r>
+        <w:rPr>
+          <w:lang w:eastAsia="tr-TR"/>
+        </w:rPr>
+        <w:t>veritabanının</w:t>
+      </w:r>
+      <w:proofErr w:type="spellEnd"/>
+      <w:r>
+        <w:rPr>
+          <w:lang w:eastAsia="tr-TR"/>
+        </w:rPr>
+        <w:t xml:space="preserve"> kapladığı alan yaklaşık %87 oranında azaltılmıştır.</w:t>
+      </w:r>
+    </w:p>
+    <w:p>
+      <w:pPr>
+        <w:rPr>
+          <w:lang w:eastAsia="tr-TR"/>
+        </w:rPr>
+      </w:pPr>
+    </w:p>
+    <w:p>
+      <w:pPr>
+        <w:rPr>
+          <w:lang w:eastAsia="tr-TR"/>
+        </w:rPr>
+      </w:pPr>
+    </w:p>
+    <w:p>
+      <w:pPr>
+        <w:jc w:val="center"/>
+        <w:rPr>
+          <w:lang w:eastAsia="tr-TR"/>
+        </w:rPr>
+      </w:pPr>
+      <w:r>
+        <w:rPr>
+          <w:lang w:eastAsia="tr-TR"/>
+        </w:rPr>
+        <w:drawing>
+          <wp:inline distT="0" distB="0" distL="0" distR="0" wp14:anchorId="3543D0AE" wp14:editId="2E00FB79">
+            <wp:extent cx="4330112" cy="2042853"/>
+            <wp:effectExtent l="0" t="0" r="0" b="0"/>
+            <wp:docPr id="11" name="Resim 11"/>
+            <wp:cNvGraphicFramePr>
+              <a:graphicFrameLocks xmlns:a="http://schemas.openxmlformats.org/drawingml/2006/main" noChangeAspect="1"/>
+            </wp:cNvGraphicFramePr>
+            <a:graphic xmlns:a="http://schemas.openxmlformats.org/drawingml/2006/main">
+              <a:graphicData uri="http://schemas.openxmlformats.org/drawingml/2006/picture">
+                <pic:pic xmlns:pic="http://schemas.openxmlformats.org/drawingml/2006/picture">
+                  <pic:nvPicPr>
+                    <pic:cNvPr id="1" name=""/>
+                    <pic:cNvPicPr/>
+                  </pic:nvPicPr>
+                  <pic:blipFill rotWithShape="1">
+                    <a:blip r:embed="rId31"/>
+                    <a:srcRect t="2285" r="7289" b="11861"/>
+                    <a:stretch/>
+                  </pic:blipFill>
+                  <pic:spPr bwMode="auto">
+                    <a:xfrm>
+                      <a:off x="0" y="0"/>
+                      <a:ext cx="4350881" cy="2052651"/>
+                    </a:xfrm>
+                    <a:prstGeom prst="rect">
+                      <a:avLst/>
+                    </a:prstGeom>
+                    <a:ln>
+                      <a:noFill/>
+                    </a:ln>
+                    <a:extLst>
+                      <a:ext uri="{53640926-AAD7-44D8-BBD7-CCE9431645EC}">
+                        <a14:shadowObscured xmlns:a14="http://schemas.microsoft.com/office/drawing/2010/main"/>
+                      </a:ext>
+                    </a:extLst>
+                  </pic:spPr>
+                </pic:pic>
+              </a:graphicData>
+            </a:graphic>
+          </wp:inline>
+        </w:drawing>
+      </w:r>
+    </w:p>
+    <w:p>
+      <w:pPr>
+        <w:jc w:val="center"/>
+        <w:rPr>
+          <w:lang w:eastAsia="tr-TR"/>
+        </w:rPr>
+      </w:pPr>
+    </w:p>
+    <w:p>
+      <w:pPr>
+        <w:jc w:val="center"/>
+        <w:rPr>
+          <w:lang w:eastAsia="tr-TR"/>
+        </w:rPr>
+      </w:pPr>
+    </w:p>
+    <w:p>
+      <w:pPr>
+        <w:jc w:val="center"/>
+        <w:rPr>
+          <w:lang w:eastAsia="tr-TR"/>
+        </w:rPr>
+      </w:pPr>
+    </w:p>
+    <w:p>
+      <w:pPr>
+        <w:rPr>
+          <w:lang w:eastAsia="tr-TR"/>
+        </w:rPr>
+      </w:pPr>
+    </w:p>
+    <w:p>
+      <w:pPr>
+        <w:pStyle w:val="Balk1"/>
+      </w:pPr>
+      <w:bookmarkStart w:id="21" w:name="_Toc229585168"/>
+      <w:r>
+        <w:lastRenderedPageBreak/>
         <w:t>Sonuç</w:t>
       </w:r>
-      <w:bookmarkEnd w:id="16"/>
+      <w:bookmarkEnd w:id="21"/>
     </w:p>
     <w:p>
       <w:r>
@@ -4961,10 +6601,7 @@
       </w:r>
       <w:proofErr w:type="gramEnd"/>
       <w:r>
-        <w:t xml:space="preserve"> çalışmaları gerçekleştirilmiştir. Yapılan çalışmalar sonucunda aşağıda</w:t>
-      </w:r>
-      <w:r>
-        <w:t>ki iyileştirmeler sağlanmıştır:</w:t>
+        <w:t xml:space="preserve"> çalışmaları gerçekleştirilmiştir. Yapılan çalışmalar sonucunda aşağıdaki iyileştirmeler sağlanmıştır:</w:t>
       </w:r>
     </w:p>
     <w:p/>
@@ -4973,7 +6610,7 @@
         <w:pStyle w:val="ListeParagraf"/>
         <w:numPr>
           <w:ilvl w:val="0"/>
-          <w:numId w:val="10"/>
+          <w:numId w:val="11"/>
         </w:numPr>
       </w:pPr>
       <w:r>
@@ -4985,16 +6622,11 @@
         <w:pStyle w:val="ListeParagraf"/>
         <w:numPr>
           <w:ilvl w:val="0"/>
-          <w:numId w:val="10"/>
+          <w:numId w:val="11"/>
         </w:numPr>
       </w:pPr>
-      <w:proofErr w:type="spellStart"/>
-      <w:r>
-        <w:t>Execution</w:t>
-      </w:r>
-      <w:proofErr w:type="spellEnd"/>
-      <w:r>
-        <w:t xml:space="preserve"> Plan incelemesiyle %43 maliyet üreten Anahtar Arama operasyonu tespit edilmiştir.</w:t>
+      <w:r>
+        <w:t>SQL Server Profiler ile gerçek zamanlı sorgu izleme gerçekleştirilmiş; CPU, okuma sayısı ve süre metrikleri takip edilmiştir.</w:t>
       </w:r>
     </w:p>
     <w:p>
@@ -5002,27 +6634,16 @@
         <w:pStyle w:val="ListeParagraf"/>
         <w:numPr>
           <w:ilvl w:val="0"/>
-          <w:numId w:val="10"/>
+          <w:numId w:val="11"/>
         </w:numPr>
       </w:pPr>
-      <w:r>
-        <w:t xml:space="preserve">Oluşturulan </w:t>
-      </w:r>
-      <w:proofErr w:type="spellStart"/>
-      <w:r>
-        <w:t>composite</w:t>
-      </w:r>
-      <w:proofErr w:type="spellEnd"/>
-      <w:r>
-        <w:t xml:space="preserve"> </w:t>
-      </w:r>
-      <w:proofErr w:type="spellStart"/>
-      <w:r>
-        <w:t>index</w:t>
-      </w:r>
-      <w:proofErr w:type="spellEnd"/>
-      <w:r>
-        <w:t xml:space="preserve"> sayesinde bu operasyon tamamen ortadan kaldırılmıştır.</w:t>
+      <w:proofErr w:type="spellStart"/>
+      <w:r>
+        <w:t>Execution</w:t>
+      </w:r>
+      <w:proofErr w:type="spellEnd"/>
+      <w:r>
+        <w:t xml:space="preserve"> Plan incelemesiyle %43 maliyet üreten Anahtar Arama operasyonu tespit edilmiştir.</w:t>
       </w:r>
     </w:p>
     <w:p>
@@ -5030,12 +6651,15 @@
         <w:pStyle w:val="ListeParagraf"/>
         <w:numPr>
           <w:ilvl w:val="0"/>
-          <w:numId w:val="10"/>
+          <w:numId w:val="11"/>
         </w:numPr>
       </w:pPr>
-      <w:proofErr w:type="spellStart"/>
-      <w:r>
-        <w:t>Duplicate</w:t>
+      <w:r>
+        <w:t xml:space="preserve">Oluşturulan </w:t>
+      </w:r>
+      <w:proofErr w:type="spellStart"/>
+      <w:r>
+        <w:t>composite</w:t>
       </w:r>
       <w:proofErr w:type="spellEnd"/>
       <w:r>
@@ -5043,27 +6667,11 @@
       </w:r>
       <w:proofErr w:type="spellStart"/>
       <w:r>
-        <w:t>indexlerin</w:t>
-      </w:r>
-      <w:proofErr w:type="spellEnd"/>
-      <w:r>
-        <w:t xml:space="preserve"> silinmesiyle </w:t>
-      </w:r>
-      <w:proofErr w:type="spellStart"/>
-      <w:r>
-        <w:t>Orders</w:t>
-      </w:r>
-      <w:proofErr w:type="spellEnd"/>
-      <w:r>
-        <w:t xml:space="preserve"> tablosundaki </w:t>
-      </w:r>
-      <w:proofErr w:type="spellStart"/>
-      <w:r>
         <w:t>index</w:t>
       </w:r>
       <w:proofErr w:type="spellEnd"/>
       <w:r>
-        <w:t xml:space="preserve"> yapısı sadeleştirilmiş, gereksiz kaynak tüketimi önlenmiştir.</w:t>
+        <w:t xml:space="preserve"> sayesinde bu operasyon tamamen ortadan kaldırılmıştır.</w:t>
       </w:r>
     </w:p>
     <w:p>
@@ -5071,9 +6679,50 @@
         <w:pStyle w:val="ListeParagraf"/>
         <w:numPr>
           <w:ilvl w:val="0"/>
-          <w:numId w:val="10"/>
+          <w:numId w:val="11"/>
         </w:numPr>
       </w:pPr>
+      <w:proofErr w:type="spellStart"/>
+      <w:r>
+        <w:t>Duplicate</w:t>
+      </w:r>
+      <w:proofErr w:type="spellEnd"/>
+      <w:r>
+        <w:t xml:space="preserve"> </w:t>
+      </w:r>
+      <w:proofErr w:type="spellStart"/>
+      <w:r>
+        <w:t>indexlerin</w:t>
+      </w:r>
+      <w:proofErr w:type="spellEnd"/>
+      <w:r>
+        <w:t xml:space="preserve"> silinmesiyle </w:t>
+      </w:r>
+      <w:proofErr w:type="spellStart"/>
+      <w:r>
+        <w:t>Orders</w:t>
+      </w:r>
+      <w:proofErr w:type="spellEnd"/>
+      <w:r>
+        <w:t xml:space="preserve"> tablosundaki </w:t>
+      </w:r>
+      <w:proofErr w:type="spellStart"/>
+      <w:r>
+        <w:t>index</w:t>
+      </w:r>
+      <w:proofErr w:type="spellEnd"/>
+      <w:r>
+        <w:t xml:space="preserve"> yapısı sadeleştirilmiş, gereksiz kaynak tüketimi önlenmiştir.</w:t>
+      </w:r>
+    </w:p>
+    <w:p>
+      <w:pPr>
+        <w:pStyle w:val="ListeParagraf"/>
+        <w:numPr>
+          <w:ilvl w:val="0"/>
+          <w:numId w:val="11"/>
+        </w:numPr>
+      </w:pPr>
       <w:r>
         <w:t xml:space="preserve">Sorgu yapısının iyileştirilmesiyle erken filtreleme sağlanmış ve SQL </w:t>
       </w:r>
@@ -5086,37 +6735,78 @@
         <w:t xml:space="preserve"> daha az satır üzerinde çalışması mümkün kılınmıştır.</w:t>
       </w:r>
     </w:p>
+    <w:p>
+      <w:pPr>
+        <w:pStyle w:val="ListeParagraf"/>
+        <w:numPr>
+          <w:ilvl w:val="0"/>
+          <w:numId w:val="11"/>
+        </w:numPr>
+      </w:pPr>
+      <w:r>
+        <w:t xml:space="preserve">Disk alanı analizi yapılmış, SHRINK işlemiyle </w:t>
+      </w:r>
+      <w:proofErr w:type="spellStart"/>
+      <w:r>
+        <w:t>veritabanı</w:t>
+      </w:r>
+      <w:proofErr w:type="spellEnd"/>
+      <w:r>
+        <w:t xml:space="preserve"> boyutu 72 </w:t>
+      </w:r>
+      <w:proofErr w:type="spellStart"/>
+      <w:r>
+        <w:t>MB'dan</w:t>
+      </w:r>
+      <w:proofErr w:type="spellEnd"/>
+      <w:r>
+        <w:t xml:space="preserve"> 9 MB'a düşürülmüştür.</w:t>
+      </w:r>
+    </w:p>
+    <w:p>
+      <w:pPr>
+        <w:pStyle w:val="ListeParagraf"/>
+      </w:pPr>
+    </w:p>
+    <w:p>
+      <w:r>
+        <w:t xml:space="preserve">Çalışma boyunca SQL </w:t>
+      </w:r>
+      <w:proofErr w:type="spellStart"/>
+      <w:r>
+        <w:t>Server'ın</w:t>
+      </w:r>
+      <w:proofErr w:type="spellEnd"/>
+      <w:r>
+        <w:t xml:space="preserve"> sunduğu </w:t>
+      </w:r>
+      <w:proofErr w:type="spellStart"/>
+      <w:r>
+        <w:t>DMV'ler</w:t>
+      </w:r>
+      <w:proofErr w:type="spellEnd"/>
+      <w:r>
+        <w:t xml:space="preserve">, Profiler ve </w:t>
+      </w:r>
+      <w:proofErr w:type="spellStart"/>
+      <w:r>
+        <w:t>Execution</w:t>
+      </w:r>
+      <w:proofErr w:type="spellEnd"/>
+      <w:r>
+        <w:t xml:space="preserve"> Plan </w:t>
+      </w:r>
+      <w:proofErr w:type="gramStart"/>
+      <w:r>
+        <w:t>araçlarının</w:t>
+      </w:r>
+      <w:proofErr w:type="gramEnd"/>
+      <w:r>
+        <w:t xml:space="preserve"> performans sorunlarının tespitinde ne denli etkili olduğu görülmüştür.</w:t>
+      </w:r>
+    </w:p>
     <w:p/>
     <w:p>
-      <w:r>
-        <w:t xml:space="preserve">Çalışma boyunca SQL </w:t>
-      </w:r>
-      <w:proofErr w:type="spellStart"/>
-      <w:r>
-        <w:t>Server'ın</w:t>
-      </w:r>
-      <w:proofErr w:type="spellEnd"/>
-      <w:r>
-        <w:t xml:space="preserve"> sunduğu </w:t>
-      </w:r>
-      <w:proofErr w:type="spellStart"/>
-      <w:r>
-        <w:t>DMV'ler</w:t>
-      </w:r>
-      <w:proofErr w:type="spellEnd"/>
-      <w:r>
-        <w:t xml:space="preserve"> ve </w:t>
-      </w:r>
-      <w:proofErr w:type="spellStart"/>
-      <w:r>
-        <w:t>Execution</w:t>
-      </w:r>
-      <w:proofErr w:type="spellEnd"/>
-      <w:r>
-        <w:t xml:space="preserve"> Plan aracının performans sorunlarının tespitinde ne denli etkili olduğu görülmüştür.</w:t>
-      </w:r>
-    </w:p>
-    <w:p>
       <w:pPr>
         <w:jc w:val="center"/>
       </w:pPr>
@@ -5142,21 +6832,9 @@
       </w:pPr>
     </w:p>
     <w:p>
-      <w:pPr>
-        <w:jc w:val="center"/>
-      </w:pPr>
-    </w:p>
-    <w:p>
-      <w:pPr>
-        <w:jc w:val="center"/>
-      </w:pPr>
-    </w:p>
-    <w:p/>
-    <w:p/>
-    <w:p/>
-    <w:p/>
-    <w:p/>
-    <w:p/>
+      <w:bookmarkStart w:id="22" w:name="_GoBack"/>
+      <w:bookmarkEnd w:id="22"/>
+    </w:p>
     <w:sectPr>
       <w:pgSz w:w="11906" w:h="16838"/>
       <w:pgMar w:top="1417" w:right="1417" w:bottom="1417" w:left="1417" w:header="708" w:footer="708" w:gutter="0"/>
@@ -6102,6 +7780,119 @@
     </w:lvl>
   </w:abstractNum>
   <w:abstractNum w:abstractNumId="9" w15:restartNumberingAfterBreak="0">
+    <w:nsid w:val="67B979CD"/>
+    <w:multiLevelType w:val="hybridMultilevel"/>
+    <w:tmpl w:val="ED906320"/>
+    <w:lvl w:ilvl="0" w:tplc="041F0001">
+      <w:start w:val="1"/>
+      <w:numFmt w:val="bullet"/>
+      <w:lvlText w:val=""/>
+      <w:lvlJc w:val="left"/>
+      <w:pPr>
+        <w:ind w:left="720" w:hanging="360"/>
+      </w:pPr>
+      <w:rPr>
+        <w:rFonts w:ascii="Symbol" w:hAnsi="Symbol" w:hint="default"/>
+      </w:rPr>
+    </w:lvl>
+    <w:lvl w:ilvl="1" w:tplc="041F0003" w:tentative="1">
+      <w:start w:val="1"/>
+      <w:numFmt w:val="bullet"/>
+      <w:lvlText w:val="o"/>
+      <w:lvlJc w:val="left"/>
+      <w:pPr>
+        <w:ind w:left="1440" w:hanging="360"/>
+      </w:pPr>
+      <w:rPr>
+        <w:rFonts w:ascii="Courier New" w:hAnsi="Courier New" w:cs="Courier New" w:hint="default"/>
+      </w:rPr>
+    </w:lvl>
+    <w:lvl w:ilvl="2" w:tplc="041F0005" w:tentative="1">
+      <w:start w:val="1"/>
+      <w:numFmt w:val="bullet"/>
+      <w:lvlText w:val=""/>
+      <w:lvlJc w:val="left"/>
+      <w:pPr>
+        <w:ind w:left="2160" w:hanging="360"/>
+      </w:pPr>
+      <w:rPr>
+        <w:rFonts w:ascii="Wingdings" w:hAnsi="Wingdings" w:hint="default"/>
+      </w:rPr>
+    </w:lvl>
+    <w:lvl w:ilvl="3" w:tplc="041F0001" w:tentative="1">
+      <w:start w:val="1"/>
+      <w:numFmt w:val="bullet"/>
+      <w:lvlText w:val=""/>
+      <w:lvlJc w:val="left"/>
+      <w:pPr>
+        <w:ind w:left="2880" w:hanging="360"/>
+      </w:pPr>
+      <w:rPr>
+        <w:rFonts w:ascii="Symbol" w:hAnsi="Symbol" w:hint="default"/>
+      </w:rPr>
+    </w:lvl>
+    <w:lvl w:ilvl="4" w:tplc="041F0003" w:tentative="1">
+      <w:start w:val="1"/>
+      <w:numFmt w:val="bullet"/>
+      <w:lvlText w:val="o"/>
+      <w:lvlJc w:val="left"/>
+      <w:pPr>
+        <w:ind w:left="3600" w:hanging="360"/>
+      </w:pPr>
+      <w:rPr>
+        <w:rFonts w:ascii="Courier New" w:hAnsi="Courier New" w:cs="Courier New" w:hint="default"/>
+      </w:rPr>
+    </w:lvl>
+    <w:lvl w:ilvl="5" w:tplc="041F0005" w:tentative="1">
+      <w:start w:val="1"/>
+      <w:numFmt w:val="bullet"/>
+      <w:lvlText w:val=""/>
+      <w:lvlJc w:val="left"/>
+      <w:pPr>
+        <w:ind w:left="4320" w:hanging="360"/>
+      </w:pPr>
+      <w:rPr>
+        <w:rFonts w:ascii="Wingdings" w:hAnsi="Wingdings" w:hint="default"/>
+      </w:rPr>
+    </w:lvl>
+    <w:lvl w:ilvl="6" w:tplc="041F0001" w:tentative="1">
+      <w:start w:val="1"/>
+      <w:numFmt w:val="bullet"/>
+      <w:lvlText w:val=""/>
+      <w:lvlJc w:val="left"/>
+      <w:pPr>
+        <w:ind w:left="5040" w:hanging="360"/>
+      </w:pPr>
+      <w:rPr>
+        <w:rFonts w:ascii="Symbol" w:hAnsi="Symbol" w:hint="default"/>
+      </w:rPr>
+    </w:lvl>
+    <w:lvl w:ilvl="7" w:tplc="041F0003" w:tentative="1">
+      <w:start w:val="1"/>
+      <w:numFmt w:val="bullet"/>
+      <w:lvlText w:val="o"/>
+      <w:lvlJc w:val="left"/>
+      <w:pPr>
+        <w:ind w:left="5760" w:hanging="360"/>
+      </w:pPr>
+      <w:rPr>
+        <w:rFonts w:ascii="Courier New" w:hAnsi="Courier New" w:cs="Courier New" w:hint="default"/>
+      </w:rPr>
+    </w:lvl>
+    <w:lvl w:ilvl="8" w:tplc="041F0005" w:tentative="1">
+      <w:start w:val="1"/>
+      <w:numFmt w:val="bullet"/>
+      <w:lvlText w:val=""/>
+      <w:lvlJc w:val="left"/>
+      <w:pPr>
+        <w:ind w:left="6480" w:hanging="360"/>
+      </w:pPr>
+      <w:rPr>
+        <w:rFonts w:ascii="Wingdings" w:hAnsi="Wingdings" w:hint="default"/>
+      </w:rPr>
+    </w:lvl>
+  </w:abstractNum>
+  <w:abstractNum w:abstractNumId="10" w15:restartNumberingAfterBreak="0">
     <w:nsid w:val="7A4F0684"/>
     <w:multiLevelType w:val="hybridMultilevel"/>
     <w:tmpl w:val="5366CF96"/>
@@ -6236,13 +8027,16 @@
     <w:abstractNumId w:val="3"/>
   </w:num>
   <w:num w:numId="8">
-    <w:abstractNumId w:val="9"/>
+    <w:abstractNumId w:val="10"/>
   </w:num>
   <w:num w:numId="9">
     <w:abstractNumId w:val="6"/>
   </w:num>
   <w:num w:numId="10">
     <w:abstractNumId w:val="0"/>
+  </w:num>
+  <w:num w:numId="11">
+    <w:abstractNumId w:val="9"/>
   </w:num>
 </w:numbering>
 </file>
@@ -6706,6 +8500,7 @@
   <w:style w:type="character" w:default="1" w:styleId="VarsaylanParagrafYazTipi">
     <w:name w:val="Default Paragraph Font"/>
     <w:uiPriority w:val="1"/>
+    <w:semiHidden/>
     <w:unhideWhenUsed/>
   </w:style>
   <w:style w:type="table" w:default="1" w:styleId="NormalTablo">
@@ -6879,6 +8674,17 @@
         <w:insideV w:val="single" w:sz="4" w:space="0" w:color="auto"/>
       </w:tblBorders>
     </w:tblPr>
+  </w:style>
+  <w:style w:type="character" w:styleId="Gl">
+    <w:name w:val="Strong"/>
+    <w:basedOn w:val="VarsaylanParagrafYazTipi"/>
+    <w:uiPriority w:val="22"/>
+    <w:qFormat/>
+    <w:rsid w:val="001E232E"/>
+    <w:rPr>
+      <w:b/>
+      <w:bCs/>
+    </w:rPr>
   </w:style>
 </w:styles>
 </file>
